--- a/6_semester/Системная и программная инженерия/ПР5-8/ТЗ_Finlytics.docx
+++ b/6_semester/Системная и программная инженерия/ПР5-8/ТЗ_Finlytics.docx
@@ -906,7 +906,7 @@
         <w:rPr>
           <w:noProof/>
         </w:rPr>
-        <w:instrText xml:space="preserve"> PAGEREF _Toc224492012 \h </w:instrText>
+        <w:instrText xml:space="preserve"> PAGEREF _Toc224641375 \h </w:instrText>
       </w:r>
       <w:r>
         <w:rPr>
@@ -979,7 +979,7 @@
         <w:rPr>
           <w:noProof/>
         </w:rPr>
-        <w:instrText xml:space="preserve"> PAGEREF _Toc224492013 \h </w:instrText>
+        <w:instrText xml:space="preserve"> PAGEREF _Toc224641376 \h </w:instrText>
       </w:r>
       <w:r>
         <w:rPr>
@@ -1052,7 +1052,7 @@
         <w:rPr>
           <w:noProof/>
         </w:rPr>
-        <w:instrText xml:space="preserve"> PAGEREF _Toc224492014 \h </w:instrText>
+        <w:instrText xml:space="preserve"> PAGEREF _Toc224641377 \h </w:instrText>
       </w:r>
       <w:r>
         <w:rPr>
@@ -1125,7 +1125,7 @@
         <w:rPr>
           <w:noProof/>
         </w:rPr>
-        <w:instrText xml:space="preserve"> PAGEREF _Toc224492015 \h </w:instrText>
+        <w:instrText xml:space="preserve"> PAGEREF _Toc224641378 \h </w:instrText>
       </w:r>
       <w:r>
         <w:rPr>
@@ -1198,7 +1198,7 @@
         <w:rPr>
           <w:noProof/>
         </w:rPr>
-        <w:instrText xml:space="preserve"> PAGEREF _Toc224492016 \h </w:instrText>
+        <w:instrText xml:space="preserve"> PAGEREF _Toc224641379 \h </w:instrText>
       </w:r>
       <w:r>
         <w:rPr>
@@ -1271,7 +1271,7 @@
         <w:rPr>
           <w:noProof/>
         </w:rPr>
-        <w:instrText xml:space="preserve"> PAGEREF _Toc224492017 \h </w:instrText>
+        <w:instrText xml:space="preserve"> PAGEREF _Toc224641380 \h </w:instrText>
       </w:r>
       <w:r>
         <w:rPr>
@@ -1352,7 +1352,7 @@
         <w:rPr>
           <w:noProof/>
         </w:rPr>
-        <w:instrText xml:space="preserve"> PAGEREF _Toc224492018 \h </w:instrText>
+        <w:instrText xml:space="preserve"> PAGEREF _Toc224641381 \h </w:instrText>
       </w:r>
       <w:r>
         <w:rPr>
@@ -1425,7 +1425,7 @@
         <w:rPr>
           <w:noProof/>
         </w:rPr>
-        <w:instrText xml:space="preserve"> PAGEREF _Toc224492019 \h </w:instrText>
+        <w:instrText xml:space="preserve"> PAGEREF _Toc224641382 \h </w:instrText>
       </w:r>
       <w:r>
         <w:rPr>
@@ -1498,7 +1498,7 @@
         <w:rPr>
           <w:noProof/>
         </w:rPr>
-        <w:instrText xml:space="preserve"> PAGEREF _Toc224492020 \h </w:instrText>
+        <w:instrText xml:space="preserve"> PAGEREF _Toc224641383 \h </w:instrText>
       </w:r>
       <w:r>
         <w:rPr>
@@ -1579,7 +1579,7 @@
         <w:rPr>
           <w:noProof/>
         </w:rPr>
-        <w:instrText xml:space="preserve"> PAGEREF _Toc224492021 \h </w:instrText>
+        <w:instrText xml:space="preserve"> PAGEREF _Toc224641384 \h </w:instrText>
       </w:r>
       <w:r>
         <w:rPr>
@@ -1652,7 +1652,7 @@
         <w:rPr>
           <w:noProof/>
         </w:rPr>
-        <w:instrText xml:space="preserve"> PAGEREF _Toc224492022 \h </w:instrText>
+        <w:instrText xml:space="preserve"> PAGEREF _Toc224641385 \h </w:instrText>
       </w:r>
       <w:r>
         <w:rPr>
@@ -1725,7 +1725,7 @@
         <w:rPr>
           <w:noProof/>
         </w:rPr>
-        <w:instrText xml:space="preserve"> PAGEREF _Toc224492023 \h </w:instrText>
+        <w:instrText xml:space="preserve"> PAGEREF _Toc224641386 \h </w:instrText>
       </w:r>
       <w:r>
         <w:rPr>
@@ -1806,7 +1806,7 @@
         <w:rPr>
           <w:noProof/>
         </w:rPr>
-        <w:instrText xml:space="preserve"> PAGEREF _Toc224492024 \h </w:instrText>
+        <w:instrText xml:space="preserve"> PAGEREF _Toc224641387 \h </w:instrText>
       </w:r>
       <w:r>
         <w:rPr>
@@ -1879,7 +1879,7 @@
         <w:rPr>
           <w:noProof/>
         </w:rPr>
-        <w:instrText xml:space="preserve"> PAGEREF _Toc224492025 \h </w:instrText>
+        <w:instrText xml:space="preserve"> PAGEREF _Toc224641388 \h </w:instrText>
       </w:r>
       <w:r>
         <w:rPr>
@@ -1956,7 +1956,7 @@
         <w:rPr>
           <w:noProof/>
         </w:rPr>
-        <w:instrText xml:space="preserve"> PAGEREF _Toc224492026 \h </w:instrText>
+        <w:instrText xml:space="preserve"> PAGEREF _Toc224641389 \h </w:instrText>
       </w:r>
       <w:r>
         <w:rPr>
@@ -2033,7 +2033,7 @@
         <w:rPr>
           <w:noProof/>
         </w:rPr>
-        <w:instrText xml:space="preserve"> PAGEREF _Toc224492027 \h </w:instrText>
+        <w:instrText xml:space="preserve"> PAGEREF _Toc224641390 \h </w:instrText>
       </w:r>
       <w:r>
         <w:rPr>
@@ -2110,7 +2110,7 @@
         <w:rPr>
           <w:noProof/>
         </w:rPr>
-        <w:instrText xml:space="preserve"> PAGEREF _Toc224492028 \h </w:instrText>
+        <w:instrText xml:space="preserve"> PAGEREF _Toc224641391 \h </w:instrText>
       </w:r>
       <w:r>
         <w:rPr>
@@ -2187,7 +2187,7 @@
         <w:rPr>
           <w:noProof/>
         </w:rPr>
-        <w:instrText xml:space="preserve"> PAGEREF _Toc224492029 \h </w:instrText>
+        <w:instrText xml:space="preserve"> PAGEREF _Toc224641392 \h </w:instrText>
       </w:r>
       <w:r>
         <w:rPr>
@@ -2264,7 +2264,7 @@
         <w:rPr>
           <w:noProof/>
         </w:rPr>
-        <w:instrText xml:space="preserve"> PAGEREF _Toc224492030 \h </w:instrText>
+        <w:instrText xml:space="preserve"> PAGEREF _Toc224641393 \h </w:instrText>
       </w:r>
       <w:r>
         <w:rPr>
@@ -2341,7 +2341,7 @@
         <w:rPr>
           <w:noProof/>
         </w:rPr>
-        <w:instrText xml:space="preserve"> PAGEREF _Toc224492031 \h </w:instrText>
+        <w:instrText xml:space="preserve"> PAGEREF _Toc224641394 \h </w:instrText>
       </w:r>
       <w:r>
         <w:rPr>
@@ -2414,7 +2414,7 @@
         <w:rPr>
           <w:noProof/>
         </w:rPr>
-        <w:instrText xml:space="preserve"> PAGEREF _Toc224492032 \h </w:instrText>
+        <w:instrText xml:space="preserve"> PAGEREF _Toc224641395 \h </w:instrText>
       </w:r>
       <w:r>
         <w:rPr>
@@ -2487,7 +2487,7 @@
         <w:rPr>
           <w:noProof/>
         </w:rPr>
-        <w:instrText xml:space="preserve"> PAGEREF _Toc224492033 \h </w:instrText>
+        <w:instrText xml:space="preserve"> PAGEREF _Toc224641396 \h </w:instrText>
       </w:r>
       <w:r>
         <w:rPr>
@@ -2564,7 +2564,7 @@
         <w:rPr>
           <w:noProof/>
         </w:rPr>
-        <w:instrText xml:space="preserve"> PAGEREF _Toc224492034 \h </w:instrText>
+        <w:instrText xml:space="preserve"> PAGEREF _Toc224641397 \h </w:instrText>
       </w:r>
       <w:r>
         <w:rPr>
@@ -2637,7 +2637,7 @@
         <w:rPr>
           <w:noProof/>
         </w:rPr>
-        <w:instrText xml:space="preserve"> PAGEREF _Toc224492035 \h </w:instrText>
+        <w:instrText xml:space="preserve"> PAGEREF _Toc224641398 \h </w:instrText>
       </w:r>
       <w:r>
         <w:rPr>
@@ -2710,7 +2710,7 @@
         <w:rPr>
           <w:noProof/>
         </w:rPr>
-        <w:instrText xml:space="preserve"> PAGEREF _Toc224492036 \h </w:instrText>
+        <w:instrText xml:space="preserve"> PAGEREF _Toc224641399 \h </w:instrText>
       </w:r>
       <w:r>
         <w:rPr>
@@ -2783,7 +2783,7 @@
         <w:rPr>
           <w:noProof/>
         </w:rPr>
-        <w:instrText xml:space="preserve"> PAGEREF _Toc224492037 \h </w:instrText>
+        <w:instrText xml:space="preserve"> PAGEREF _Toc224641400 \h </w:instrText>
       </w:r>
       <w:r>
         <w:rPr>
@@ -2856,7 +2856,7 @@
         <w:rPr>
           <w:noProof/>
         </w:rPr>
-        <w:instrText xml:space="preserve"> PAGEREF _Toc224492038 \h </w:instrText>
+        <w:instrText xml:space="preserve"> PAGEREF _Toc224641401 \h </w:instrText>
       </w:r>
       <w:r>
         <w:rPr>
@@ -2933,7 +2933,7 @@
         <w:rPr>
           <w:noProof/>
         </w:rPr>
-        <w:instrText xml:space="preserve"> PAGEREF _Toc224492039 \h </w:instrText>
+        <w:instrText xml:space="preserve"> PAGEREF _Toc224641402 \h </w:instrText>
       </w:r>
       <w:r>
         <w:rPr>
@@ -3006,7 +3006,7 @@
         <w:rPr>
           <w:noProof/>
         </w:rPr>
-        <w:instrText xml:space="preserve"> PAGEREF _Toc224492040 \h </w:instrText>
+        <w:instrText xml:space="preserve"> PAGEREF _Toc224641403 \h </w:instrText>
       </w:r>
       <w:r>
         <w:rPr>
@@ -3079,7 +3079,7 @@
         <w:rPr>
           <w:noProof/>
         </w:rPr>
-        <w:instrText xml:space="preserve"> PAGEREF _Toc224492041 \h </w:instrText>
+        <w:instrText xml:space="preserve"> PAGEREF _Toc224641404 \h </w:instrText>
       </w:r>
       <w:r>
         <w:rPr>
@@ -3152,7 +3152,7 @@
         <w:rPr>
           <w:noProof/>
         </w:rPr>
-        <w:instrText xml:space="preserve"> PAGEREF _Toc224492042 \h </w:instrText>
+        <w:instrText xml:space="preserve"> PAGEREF _Toc224641405 \h </w:instrText>
       </w:r>
       <w:r>
         <w:rPr>
@@ -3229,7 +3229,7 @@
         <w:rPr>
           <w:noProof/>
         </w:rPr>
-        <w:instrText xml:space="preserve"> PAGEREF _Toc224492043 \h </w:instrText>
+        <w:instrText xml:space="preserve"> PAGEREF _Toc224641406 \h </w:instrText>
       </w:r>
       <w:r>
         <w:rPr>
@@ -3306,7 +3306,7 @@
         <w:rPr>
           <w:noProof/>
         </w:rPr>
-        <w:instrText xml:space="preserve"> PAGEREF _Toc224492044 \h </w:instrText>
+        <w:instrText xml:space="preserve"> PAGEREF _Toc224641407 \h </w:instrText>
       </w:r>
       <w:r>
         <w:rPr>
@@ -3379,7 +3379,7 @@
         <w:rPr>
           <w:noProof/>
         </w:rPr>
-        <w:instrText xml:space="preserve"> PAGEREF _Toc224492045 \h </w:instrText>
+        <w:instrText xml:space="preserve"> PAGEREF _Toc224641408 \h </w:instrText>
       </w:r>
       <w:r>
         <w:rPr>
@@ -3456,7 +3456,7 @@
         <w:rPr>
           <w:noProof/>
         </w:rPr>
-        <w:instrText xml:space="preserve"> PAGEREF _Toc224492046 \h </w:instrText>
+        <w:instrText xml:space="preserve"> PAGEREF _Toc224641409 \h </w:instrText>
       </w:r>
       <w:r>
         <w:rPr>
@@ -3529,7 +3529,7 @@
         <w:rPr>
           <w:noProof/>
         </w:rPr>
-        <w:instrText xml:space="preserve"> PAGEREF _Toc224492047 \h </w:instrText>
+        <w:instrText xml:space="preserve"> PAGEREF _Toc224641410 \h </w:instrText>
       </w:r>
       <w:r>
         <w:rPr>
@@ -3602,7 +3602,7 @@
         <w:rPr>
           <w:noProof/>
         </w:rPr>
-        <w:instrText xml:space="preserve"> PAGEREF _Toc224492048 \h </w:instrText>
+        <w:instrText xml:space="preserve"> PAGEREF _Toc224641411 \h </w:instrText>
       </w:r>
       <w:r>
         <w:rPr>
@@ -3675,7 +3675,7 @@
         <w:rPr>
           <w:noProof/>
         </w:rPr>
-        <w:instrText xml:space="preserve"> PAGEREF _Toc224492049 \h </w:instrText>
+        <w:instrText xml:space="preserve"> PAGEREF _Toc224641412 \h </w:instrText>
       </w:r>
       <w:r>
         <w:rPr>
@@ -3752,7 +3752,7 @@
         <w:rPr>
           <w:noProof/>
         </w:rPr>
-        <w:instrText xml:space="preserve"> PAGEREF _Toc224492050 \h </w:instrText>
+        <w:instrText xml:space="preserve"> PAGEREF _Toc224641413 \h </w:instrText>
       </w:r>
       <w:r>
         <w:rPr>
@@ -3829,7 +3829,7 @@
         <w:rPr>
           <w:noProof/>
         </w:rPr>
-        <w:instrText xml:space="preserve"> PAGEREF _Toc224492051 \h </w:instrText>
+        <w:instrText xml:space="preserve"> PAGEREF _Toc224641414 \h </w:instrText>
       </w:r>
       <w:r>
         <w:rPr>
@@ -3902,7 +3902,7 @@
         <w:rPr>
           <w:noProof/>
         </w:rPr>
-        <w:instrText xml:space="preserve"> PAGEREF _Toc224492052 \h </w:instrText>
+        <w:instrText xml:space="preserve"> PAGEREF _Toc224641415 \h </w:instrText>
       </w:r>
       <w:r>
         <w:rPr>
@@ -3976,7 +3976,7 @@
         <w:rPr>
           <w:noProof/>
         </w:rPr>
-        <w:instrText xml:space="preserve"> PAGEREF _Toc224492053 \h </w:instrText>
+        <w:instrText xml:space="preserve"> PAGEREF _Toc224641416 \h </w:instrText>
       </w:r>
       <w:r>
         <w:rPr>
@@ -4053,7 +4053,7 @@
         <w:rPr>
           <w:noProof/>
         </w:rPr>
-        <w:instrText xml:space="preserve"> PAGEREF _Toc224492054 \h </w:instrText>
+        <w:instrText xml:space="preserve"> PAGEREF _Toc224641417 \h </w:instrText>
       </w:r>
       <w:r>
         <w:rPr>
@@ -4130,7 +4130,7 @@
         <w:rPr>
           <w:noProof/>
         </w:rPr>
-        <w:instrText xml:space="preserve"> PAGEREF _Toc224492055 \h </w:instrText>
+        <w:instrText xml:space="preserve"> PAGEREF _Toc224641418 \h </w:instrText>
       </w:r>
       <w:r>
         <w:rPr>
@@ -4207,7 +4207,7 @@
         <w:rPr>
           <w:noProof/>
         </w:rPr>
-        <w:instrText xml:space="preserve"> PAGEREF _Toc224492056 \h </w:instrText>
+        <w:instrText xml:space="preserve"> PAGEREF _Toc224641419 \h </w:instrText>
       </w:r>
       <w:r>
         <w:rPr>
@@ -4284,7 +4284,7 @@
         <w:rPr>
           <w:noProof/>
         </w:rPr>
-        <w:instrText xml:space="preserve"> PAGEREF _Toc224492057 \h </w:instrText>
+        <w:instrText xml:space="preserve"> PAGEREF _Toc224641420 \h </w:instrText>
       </w:r>
       <w:r>
         <w:rPr>
@@ -4361,7 +4361,7 @@
         <w:rPr>
           <w:noProof/>
         </w:rPr>
-        <w:instrText xml:space="preserve"> PAGEREF _Toc224492058 \h </w:instrText>
+        <w:instrText xml:space="preserve"> PAGEREF _Toc224641421 \h </w:instrText>
       </w:r>
       <w:r>
         <w:rPr>
@@ -4434,7 +4434,7 @@
         <w:rPr>
           <w:noProof/>
         </w:rPr>
-        <w:instrText xml:space="preserve"> PAGEREF _Toc224492059 \h </w:instrText>
+        <w:instrText xml:space="preserve"> PAGEREF _Toc224641422 \h </w:instrText>
       </w:r>
       <w:r>
         <w:rPr>
@@ -4507,7 +4507,7 @@
         <w:rPr>
           <w:noProof/>
         </w:rPr>
-        <w:instrText xml:space="preserve"> PAGEREF _Toc224492060 \h </w:instrText>
+        <w:instrText xml:space="preserve"> PAGEREF _Toc224641423 \h </w:instrText>
       </w:r>
       <w:r>
         <w:rPr>
@@ -4584,7 +4584,7 @@
         <w:rPr>
           <w:noProof/>
         </w:rPr>
-        <w:instrText xml:space="preserve"> PAGEREF _Toc224492061 \h </w:instrText>
+        <w:instrText xml:space="preserve"> PAGEREF _Toc224641424 \h </w:instrText>
       </w:r>
       <w:r>
         <w:rPr>
@@ -4661,7 +4661,7 @@
         <w:rPr>
           <w:noProof/>
         </w:rPr>
-        <w:instrText xml:space="preserve"> PAGEREF _Toc224492062 \h </w:instrText>
+        <w:instrText xml:space="preserve"> PAGEREF _Toc224641425 \h </w:instrText>
       </w:r>
       <w:r>
         <w:rPr>
@@ -4738,7 +4738,7 @@
         <w:rPr>
           <w:noProof/>
         </w:rPr>
-        <w:instrText xml:space="preserve"> PAGEREF _Toc224492063 \h </w:instrText>
+        <w:instrText xml:space="preserve"> PAGEREF _Toc224641426 \h </w:instrText>
       </w:r>
       <w:r>
         <w:rPr>
@@ -4815,7 +4815,7 @@
         <w:rPr>
           <w:noProof/>
         </w:rPr>
-        <w:instrText xml:space="preserve"> PAGEREF _Toc224492064 \h </w:instrText>
+        <w:instrText xml:space="preserve"> PAGEREF _Toc224641427 \h </w:instrText>
       </w:r>
       <w:r>
         <w:rPr>
@@ -4896,7 +4896,7 @@
         <w:rPr>
           <w:noProof/>
         </w:rPr>
-        <w:instrText xml:space="preserve"> PAGEREF _Toc224492065 \h </w:instrText>
+        <w:instrText xml:space="preserve"> PAGEREF _Toc224641428 \h </w:instrText>
       </w:r>
       <w:r>
         <w:rPr>
@@ -4969,7 +4969,7 @@
         <w:rPr>
           <w:noProof/>
         </w:rPr>
-        <w:instrText xml:space="preserve"> PAGEREF _Toc224492066 \h </w:instrText>
+        <w:instrText xml:space="preserve"> PAGEREF _Toc224641429 \h </w:instrText>
       </w:r>
       <w:r>
         <w:rPr>
@@ -5050,7 +5050,7 @@
         <w:rPr>
           <w:noProof/>
         </w:rPr>
-        <w:instrText xml:space="preserve"> PAGEREF _Toc224492067 \h </w:instrText>
+        <w:instrText xml:space="preserve"> PAGEREF _Toc224641430 \h </w:instrText>
       </w:r>
       <w:r>
         <w:rPr>
@@ -5067,7 +5067,7 @@
         <w:rPr>
           <w:noProof/>
         </w:rPr>
-        <w:t>22</w:t>
+        <w:t>23</w:t>
       </w:r>
       <w:r>
         <w:rPr>
@@ -5123,7 +5123,7 @@
         <w:rPr>
           <w:noProof/>
         </w:rPr>
-        <w:instrText xml:space="preserve"> PAGEREF _Toc224492068 \h </w:instrText>
+        <w:instrText xml:space="preserve"> PAGEREF _Toc224641431 \h </w:instrText>
       </w:r>
       <w:r>
         <w:rPr>
@@ -5140,7 +5140,7 @@
         <w:rPr>
           <w:noProof/>
         </w:rPr>
-        <w:t>22</w:t>
+        <w:t>23</w:t>
       </w:r>
       <w:r>
         <w:rPr>
@@ -5196,7 +5196,7 @@
         <w:rPr>
           <w:noProof/>
         </w:rPr>
-        <w:instrText xml:space="preserve"> PAGEREF _Toc224492069 \h </w:instrText>
+        <w:instrText xml:space="preserve"> PAGEREF _Toc224641432 \h </w:instrText>
       </w:r>
       <w:r>
         <w:rPr>
@@ -5213,7 +5213,7 @@
         <w:rPr>
           <w:noProof/>
         </w:rPr>
-        <w:t>22</w:t>
+        <w:t>23</w:t>
       </w:r>
       <w:r>
         <w:rPr>
@@ -5269,7 +5269,7 @@
         <w:rPr>
           <w:noProof/>
         </w:rPr>
-        <w:instrText xml:space="preserve"> PAGEREF _Toc224492070 \h </w:instrText>
+        <w:instrText xml:space="preserve"> PAGEREF _Toc224641433 \h </w:instrText>
       </w:r>
       <w:r>
         <w:rPr>
@@ -5286,7 +5286,7 @@
         <w:rPr>
           <w:noProof/>
         </w:rPr>
-        <w:t>22</w:t>
+        <w:t>23</w:t>
       </w:r>
       <w:r>
         <w:rPr>
@@ -5342,7 +5342,7 @@
         <w:rPr>
           <w:noProof/>
         </w:rPr>
-        <w:instrText xml:space="preserve"> PAGEREF _Toc224492071 \h </w:instrText>
+        <w:instrText xml:space="preserve"> PAGEREF _Toc224641434 \h </w:instrText>
       </w:r>
       <w:r>
         <w:rPr>
@@ -5359,7 +5359,7 @@
         <w:rPr>
           <w:noProof/>
         </w:rPr>
-        <w:t>23</w:t>
+        <w:t>24</w:t>
       </w:r>
       <w:r>
         <w:rPr>
@@ -5415,7 +5415,7 @@
         <w:rPr>
           <w:noProof/>
         </w:rPr>
-        <w:instrText xml:space="preserve"> PAGEREF _Toc224492072 \h </w:instrText>
+        <w:instrText xml:space="preserve"> PAGEREF _Toc224641435 \h </w:instrText>
       </w:r>
       <w:r>
         <w:rPr>
@@ -5432,7 +5432,7 @@
         <w:rPr>
           <w:noProof/>
         </w:rPr>
-        <w:t>23</w:t>
+        <w:t>24</w:t>
       </w:r>
       <w:r>
         <w:rPr>
@@ -5488,7 +5488,7 @@
         <w:rPr>
           <w:noProof/>
         </w:rPr>
-        <w:instrText xml:space="preserve"> PAGEREF _Toc224492073 \h </w:instrText>
+        <w:instrText xml:space="preserve"> PAGEREF _Toc224641436 \h </w:instrText>
       </w:r>
       <w:r>
         <w:rPr>
@@ -5505,7 +5505,7 @@
         <w:rPr>
           <w:noProof/>
         </w:rPr>
-        <w:t>23</w:t>
+        <w:t>25</w:t>
       </w:r>
       <w:r>
         <w:rPr>
@@ -5561,7 +5561,7 @@
         <w:rPr>
           <w:noProof/>
         </w:rPr>
-        <w:instrText xml:space="preserve"> PAGEREF _Toc224492074 \h </w:instrText>
+        <w:instrText xml:space="preserve"> PAGEREF _Toc224641437 \h </w:instrText>
       </w:r>
       <w:r>
         <w:rPr>
@@ -5578,7 +5578,7 @@
         <w:rPr>
           <w:noProof/>
         </w:rPr>
-        <w:t>23</w:t>
+        <w:t>25</w:t>
       </w:r>
       <w:r>
         <w:rPr>
@@ -5634,7 +5634,7 @@
         <w:rPr>
           <w:noProof/>
         </w:rPr>
-        <w:instrText xml:space="preserve"> PAGEREF _Toc224492075 \h </w:instrText>
+        <w:instrText xml:space="preserve"> PAGEREF _Toc224641438 \h </w:instrText>
       </w:r>
       <w:r>
         <w:rPr>
@@ -5651,7 +5651,7 @@
         <w:rPr>
           <w:noProof/>
         </w:rPr>
-        <w:t>23</w:t>
+        <w:t>25</w:t>
       </w:r>
       <w:r>
         <w:rPr>
@@ -5707,7 +5707,7 @@
         <w:rPr>
           <w:noProof/>
         </w:rPr>
-        <w:instrText xml:space="preserve"> PAGEREF _Toc224492076 \h </w:instrText>
+        <w:instrText xml:space="preserve"> PAGEREF _Toc224641439 \h </w:instrText>
       </w:r>
       <w:r>
         <w:rPr>
@@ -5724,7 +5724,7 @@
         <w:rPr>
           <w:noProof/>
         </w:rPr>
-        <w:t>24</w:t>
+        <w:t>25</w:t>
       </w:r>
       <w:r>
         <w:rPr>
@@ -5780,7 +5780,7 @@
         <w:rPr>
           <w:noProof/>
         </w:rPr>
-        <w:instrText xml:space="preserve"> PAGEREF _Toc224492077 \h </w:instrText>
+        <w:instrText xml:space="preserve"> PAGEREF _Toc224641440 \h </w:instrText>
       </w:r>
       <w:r>
         <w:rPr>
@@ -5797,7 +5797,7 @@
         <w:rPr>
           <w:noProof/>
         </w:rPr>
-        <w:t>24</w:t>
+        <w:t>25</w:t>
       </w:r>
       <w:r>
         <w:rPr>
@@ -5861,7 +5861,7 @@
         <w:rPr>
           <w:noProof/>
         </w:rPr>
-        <w:instrText xml:space="preserve"> PAGEREF _Toc224492078 \h </w:instrText>
+        <w:instrText xml:space="preserve"> PAGEREF _Toc224641441 \h </w:instrText>
       </w:r>
       <w:r>
         <w:rPr>
@@ -5878,7 +5878,7 @@
         <w:rPr>
           <w:noProof/>
         </w:rPr>
-        <w:t>25</w:t>
+        <w:t>26</w:t>
       </w:r>
       <w:r>
         <w:rPr>
@@ -5934,7 +5934,7 @@
         <w:rPr>
           <w:noProof/>
         </w:rPr>
-        <w:instrText xml:space="preserve"> PAGEREF _Toc224492079 \h </w:instrText>
+        <w:instrText xml:space="preserve"> PAGEREF _Toc224641442 \h </w:instrText>
       </w:r>
       <w:r>
         <w:rPr>
@@ -5951,7 +5951,7 @@
         <w:rPr>
           <w:noProof/>
         </w:rPr>
-        <w:t>25</w:t>
+        <w:t>26</w:t>
       </w:r>
       <w:r>
         <w:rPr>
@@ -6007,7 +6007,7 @@
         <w:rPr>
           <w:noProof/>
         </w:rPr>
-        <w:instrText xml:space="preserve"> PAGEREF _Toc224492080 \h </w:instrText>
+        <w:instrText xml:space="preserve"> PAGEREF _Toc224641443 \h </w:instrText>
       </w:r>
       <w:r>
         <w:rPr>
@@ -6024,7 +6024,7 @@
         <w:rPr>
           <w:noProof/>
         </w:rPr>
-        <w:t>25</w:t>
+        <w:t>26</w:t>
       </w:r>
       <w:r>
         <w:rPr>
@@ -6088,7 +6088,7 @@
         <w:rPr>
           <w:noProof/>
         </w:rPr>
-        <w:instrText xml:space="preserve"> PAGEREF _Toc224492081 \h </w:instrText>
+        <w:instrText xml:space="preserve"> PAGEREF _Toc224641444 \h </w:instrText>
       </w:r>
       <w:r>
         <w:rPr>
@@ -6105,7 +6105,7 @@
         <w:rPr>
           <w:noProof/>
         </w:rPr>
-        <w:t>26</w:t>
+        <w:t>27</w:t>
       </w:r>
       <w:r>
         <w:rPr>
@@ -6161,7 +6161,7 @@
         <w:rPr>
           <w:noProof/>
         </w:rPr>
-        <w:instrText xml:space="preserve"> PAGEREF _Toc224492082 \h </w:instrText>
+        <w:instrText xml:space="preserve"> PAGEREF _Toc224641445 \h </w:instrText>
       </w:r>
       <w:r>
         <w:rPr>
@@ -6178,7 +6178,7 @@
         <w:rPr>
           <w:noProof/>
         </w:rPr>
-        <w:t>26</w:t>
+        <w:t>27</w:t>
       </w:r>
       <w:r>
         <w:rPr>
@@ -6234,7 +6234,7 @@
         <w:rPr>
           <w:noProof/>
         </w:rPr>
-        <w:instrText xml:space="preserve"> PAGEREF _Toc224492083 \h </w:instrText>
+        <w:instrText xml:space="preserve"> PAGEREF _Toc224641446 \h </w:instrText>
       </w:r>
       <w:r>
         <w:rPr>
@@ -6251,7 +6251,7 @@
         <w:rPr>
           <w:noProof/>
         </w:rPr>
-        <w:t>26</w:t>
+        <w:t>27</w:t>
       </w:r>
       <w:r>
         <w:rPr>
@@ -6307,7 +6307,7 @@
         <w:rPr>
           <w:noProof/>
         </w:rPr>
-        <w:instrText xml:space="preserve"> PAGEREF _Toc224492084 \h </w:instrText>
+        <w:instrText xml:space="preserve"> PAGEREF _Toc224641447 \h </w:instrText>
       </w:r>
       <w:r>
         <w:rPr>
@@ -6324,7 +6324,7 @@
         <w:rPr>
           <w:noProof/>
         </w:rPr>
-        <w:t>26</w:t>
+        <w:t>27</w:t>
       </w:r>
       <w:r>
         <w:rPr>
@@ -6380,7 +6380,7 @@
         <w:rPr>
           <w:noProof/>
         </w:rPr>
-        <w:instrText xml:space="preserve"> PAGEREF _Toc224492085 \h </w:instrText>
+        <w:instrText xml:space="preserve"> PAGEREF _Toc224641448 \h </w:instrText>
       </w:r>
       <w:r>
         <w:rPr>
@@ -6397,7 +6397,7 @@
         <w:rPr>
           <w:noProof/>
         </w:rPr>
-        <w:t>27</w:t>
+        <w:t>28</w:t>
       </w:r>
       <w:r>
         <w:rPr>
@@ -6453,7 +6453,7 @@
         <w:rPr>
           <w:noProof/>
         </w:rPr>
-        <w:instrText xml:space="preserve"> PAGEREF _Toc224492086 \h </w:instrText>
+        <w:instrText xml:space="preserve"> PAGEREF _Toc224641449 \h </w:instrText>
       </w:r>
       <w:r>
         <w:rPr>
@@ -6470,7 +6470,7 @@
         <w:rPr>
           <w:noProof/>
         </w:rPr>
-        <w:t>27</w:t>
+        <w:t>28</w:t>
       </w:r>
       <w:r>
         <w:rPr>
@@ -6534,7 +6534,7 @@
         <w:rPr>
           <w:noProof/>
         </w:rPr>
-        <w:instrText xml:space="preserve"> PAGEREF _Toc224492087 \h </w:instrText>
+        <w:instrText xml:space="preserve"> PAGEREF _Toc224641450 \h </w:instrText>
       </w:r>
       <w:r>
         <w:rPr>
@@ -6551,7 +6551,7 @@
         <w:rPr>
           <w:noProof/>
         </w:rPr>
-        <w:t>28</w:t>
+        <w:t>29</w:t>
       </w:r>
       <w:r>
         <w:rPr>
@@ -6608,7 +6608,7 @@
         <w:rPr>
           <w:noProof/>
         </w:rPr>
-        <w:instrText xml:space="preserve"> PAGEREF _Toc224492088 \h </w:instrText>
+        <w:instrText xml:space="preserve"> PAGEREF _Toc224641451 \h </w:instrText>
       </w:r>
       <w:r>
         <w:rPr>
@@ -6625,7 +6625,7 @@
         <w:rPr>
           <w:noProof/>
         </w:rPr>
-        <w:t>28</w:t>
+        <w:t>29</w:t>
       </w:r>
       <w:r>
         <w:rPr>
@@ -6681,7 +6681,7 @@
         <w:rPr>
           <w:noProof/>
         </w:rPr>
-        <w:instrText xml:space="preserve"> PAGEREF _Toc224492089 \h </w:instrText>
+        <w:instrText xml:space="preserve"> PAGEREF _Toc224641452 \h </w:instrText>
       </w:r>
       <w:r>
         <w:rPr>
@@ -6698,7 +6698,7 @@
         <w:rPr>
           <w:noProof/>
         </w:rPr>
-        <w:t>28</w:t>
+        <w:t>29</w:t>
       </w:r>
       <w:r>
         <w:rPr>
@@ -6762,7 +6762,7 @@
         <w:rPr>
           <w:noProof/>
         </w:rPr>
-        <w:instrText xml:space="preserve"> PAGEREF _Toc224492090 \h </w:instrText>
+        <w:instrText xml:space="preserve"> PAGEREF _Toc224641453 \h </w:instrText>
       </w:r>
       <w:r>
         <w:rPr>
@@ -6779,7 +6779,7 @@
         <w:rPr>
           <w:noProof/>
         </w:rPr>
-        <w:t>29</w:t>
+        <w:t>30</w:t>
       </w:r>
       <w:r>
         <w:rPr>
@@ -7839,7 +7839,7 @@
       <w:pPr>
         <w:pStyle w:val="11"/>
       </w:pPr>
-      <w:bookmarkStart w:id="18" w:name="_Toc224492012"/>
+      <w:bookmarkStart w:id="18" w:name="_Toc224641375"/>
       <w:r>
         <w:lastRenderedPageBreak/>
         <w:t>Общие сведения</w:t>
@@ -7850,7 +7850,7 @@
       <w:pPr>
         <w:pStyle w:val="23"/>
       </w:pPr>
-      <w:bookmarkStart w:id="19" w:name="_Toc224492013"/>
+      <w:bookmarkStart w:id="19" w:name="_Toc224641376"/>
       <w:r>
         <w:t>Полное наименование системы, шифр темы</w:t>
       </w:r>
@@ -7917,7 +7917,7 @@
       <w:bookmarkStart w:id="22" w:name="_Toc373172754"/>
       <w:bookmarkStart w:id="23" w:name="_Toc373236734"/>
       <w:bookmarkStart w:id="24" w:name="_Toc373250393"/>
-      <w:bookmarkStart w:id="25" w:name="_Toc224492014"/>
+      <w:bookmarkStart w:id="25" w:name="_Toc224641377"/>
       <w:bookmarkEnd w:id="20"/>
       <w:bookmarkEnd w:id="21"/>
       <w:bookmarkEnd w:id="22"/>
@@ -7950,7 +7950,7 @@
         </w:rPr>
       </w:pPr>
       <w:bookmarkStart w:id="26" w:name="_Toc373250395"/>
-      <w:bookmarkStart w:id="27" w:name="_Toc224492015"/>
+      <w:bookmarkStart w:id="27" w:name="_Toc224641378"/>
       <w:bookmarkEnd w:id="26"/>
       <w:r>
         <w:t>Наименование предприятий разработчика и заказчика системы, их реквизиты</w:t>
@@ -9344,7 +9344,7 @@
       <w:bookmarkStart w:id="1062" w:name="_Toc373174182"/>
       <w:bookmarkStart w:id="1063" w:name="_Toc373238162"/>
       <w:bookmarkStart w:id="1064" w:name="_Toc373251827"/>
-      <w:bookmarkStart w:id="1065" w:name="_Toc224492016"/>
+      <w:bookmarkStart w:id="1065" w:name="_Toc224641379"/>
       <w:bookmarkEnd w:id="28"/>
       <w:bookmarkEnd w:id="29"/>
       <w:bookmarkEnd w:id="30"/>
@@ -10406,7 +10406,7 @@
           <w:i/>
         </w:rPr>
       </w:pPr>
-      <w:bookmarkStart w:id="1066" w:name="_Toc224492017"/>
+      <w:bookmarkStart w:id="1066" w:name="_Toc224641380"/>
       <w:r>
         <w:t xml:space="preserve">Порядок оформления и предъявления заказчику результатов работ по созданию </w:t>
       </w:r>
@@ -10449,7 +10449,7 @@
       <w:pPr>
         <w:pStyle w:val="11"/>
       </w:pPr>
-      <w:bookmarkStart w:id="1067" w:name="_Toc224492018"/>
+      <w:bookmarkStart w:id="1067" w:name="_Toc224641381"/>
       <w:r>
         <w:lastRenderedPageBreak/>
         <w:t xml:space="preserve">Назначение и цели создания </w:t>
@@ -10466,7 +10466,7 @@
           <w:i/>
         </w:rPr>
       </w:pPr>
-      <w:bookmarkStart w:id="1068" w:name="_Toc224492019"/>
+      <w:bookmarkStart w:id="1068" w:name="_Toc224641382"/>
       <w:r>
         <w:t xml:space="preserve">Назначение </w:t>
       </w:r>
@@ -10509,7 +10509,7 @@
           <w:i/>
         </w:rPr>
       </w:pPr>
-      <w:bookmarkStart w:id="1069" w:name="_Toc224492020"/>
+      <w:bookmarkStart w:id="1069" w:name="_Toc224641383"/>
       <w:r>
         <w:t>Цели создания системы</w:t>
       </w:r>
@@ -10607,7 +10607,7 @@
       <w:bookmarkStart w:id="1099" w:name="_Toc373174196"/>
       <w:bookmarkStart w:id="1100" w:name="_Toc373238176"/>
       <w:bookmarkStart w:id="1101" w:name="_Toc373251841"/>
-      <w:bookmarkStart w:id="1102" w:name="_Toc224492021"/>
+      <w:bookmarkStart w:id="1102" w:name="_Toc224641384"/>
       <w:bookmarkEnd w:id="1070"/>
       <w:bookmarkEnd w:id="1071"/>
       <w:bookmarkEnd w:id="1072"/>
@@ -10653,7 +10653,7 @@
           <w:i/>
         </w:rPr>
       </w:pPr>
-      <w:bookmarkStart w:id="1103" w:name="_Toc224492022"/>
+      <w:bookmarkStart w:id="1103" w:name="_Toc224641385"/>
       <w:r>
         <w:t>Краткие сведения об объекте автоматизации</w:t>
       </w:r>
@@ -10756,7 +10756,7 @@
       <w:pPr>
         <w:pStyle w:val="23"/>
       </w:pPr>
-      <w:bookmarkStart w:id="1104" w:name="_Toc224492023"/>
+      <w:bookmarkStart w:id="1104" w:name="_Toc224641386"/>
       <w:r>
         <w:t>Сведения об условиях эксплуатации и характеристиках окружающей среды</w:t>
       </w:r>
@@ -10808,7 +10808,7 @@
       <w:pPr>
         <w:pStyle w:val="11"/>
       </w:pPr>
-      <w:bookmarkStart w:id="1105" w:name="_Toc224492024"/>
+      <w:bookmarkStart w:id="1105" w:name="_Toc224641387"/>
       <w:r>
         <w:lastRenderedPageBreak/>
         <w:t xml:space="preserve">Требования к </w:t>
@@ -10822,7 +10822,7 @@
       <w:pPr>
         <w:pStyle w:val="23"/>
       </w:pPr>
-      <w:bookmarkStart w:id="1106" w:name="_Toc224492025"/>
+      <w:bookmarkStart w:id="1106" w:name="_Toc224641388"/>
       <w:r>
         <w:t xml:space="preserve">Требования к </w:t>
       </w:r>
@@ -10838,7 +10838,7 @@
       <w:pPr>
         <w:pStyle w:val="30"/>
       </w:pPr>
-      <w:bookmarkStart w:id="1107" w:name="_Toc224492026"/>
+      <w:bookmarkStart w:id="1107" w:name="_Toc224641389"/>
       <w:r>
         <w:t>Перечень подсистем</w:t>
       </w:r>
@@ -10971,7 +10971,7 @@
       <w:bookmarkStart w:id="1129" w:name="_Toc373174419"/>
       <w:bookmarkStart w:id="1130" w:name="_Toc373238399"/>
       <w:bookmarkStart w:id="1131" w:name="_Toc373252064"/>
-      <w:bookmarkStart w:id="1132" w:name="_Toc224492027"/>
+      <w:bookmarkStart w:id="1132" w:name="_Toc224641390"/>
       <w:bookmarkEnd w:id="1108"/>
       <w:bookmarkEnd w:id="1109"/>
       <w:bookmarkEnd w:id="1110"/>
@@ -11231,7 +11231,7 @@
       <w:bookmarkStart w:id="1184" w:name="_Toc373924484"/>
       <w:bookmarkStart w:id="1185" w:name="_Toc373924485"/>
       <w:bookmarkStart w:id="1186" w:name="_Toc373924486"/>
-      <w:bookmarkStart w:id="1187" w:name="_Toc224492028"/>
+      <w:bookmarkStart w:id="1187" w:name="_Toc224641391"/>
       <w:bookmarkEnd w:id="1133"/>
       <w:bookmarkEnd w:id="1134"/>
       <w:bookmarkEnd w:id="1135"/>
@@ -11323,7 +11323,7 @@
       <w:pPr>
         <w:pStyle w:val="30"/>
       </w:pPr>
-      <w:bookmarkStart w:id="1188" w:name="_Toc224492029"/>
+      <w:bookmarkStart w:id="1188" w:name="_Toc224641392"/>
       <w:r>
         <w:t xml:space="preserve">Требования к режимам функционирования </w:t>
       </w:r>
@@ -11557,7 +11557,7 @@
         <w:pStyle w:val="30"/>
       </w:pPr>
       <w:bookmarkStart w:id="1189" w:name="_Toc373252068"/>
-      <w:bookmarkStart w:id="1190" w:name="_Toc224492030"/>
+      <w:bookmarkStart w:id="1190" w:name="_Toc224641393"/>
       <w:bookmarkEnd w:id="1189"/>
       <w:r>
         <w:t>Требования по диагностированию системы</w:t>
@@ -11702,7 +11702,7 @@
       <w:pPr>
         <w:pStyle w:val="30"/>
       </w:pPr>
-      <w:bookmarkStart w:id="1191" w:name="_Toc224492031"/>
+      <w:bookmarkStart w:id="1191" w:name="_Toc224641394"/>
       <w:r>
         <w:t>Перспективы развития, модернизации Системы</w:t>
       </w:r>
@@ -11794,7 +11794,7 @@
       <w:bookmarkStart w:id="1201" w:name="_Toc204681646"/>
       <w:bookmarkStart w:id="1202" w:name="_Toc204689729"/>
       <w:bookmarkStart w:id="1203" w:name="_Toc205639199"/>
-      <w:bookmarkStart w:id="1204" w:name="_Toc224492032"/>
+      <w:bookmarkStart w:id="1204" w:name="_Toc224641395"/>
       <w:bookmarkEnd w:id="1192"/>
       <w:bookmarkEnd w:id="1193"/>
       <w:bookmarkEnd w:id="1194"/>
@@ -12439,7 +12439,7 @@
           <w:i/>
         </w:rPr>
       </w:pPr>
-      <w:bookmarkStart w:id="1207" w:name="_Toc224492033"/>
+      <w:bookmarkStart w:id="1207" w:name="_Toc224641396"/>
       <w:r>
         <w:t>Требования к видам обеспечения</w:t>
       </w:r>
@@ -12449,7 +12449,7 @@
       <w:pPr>
         <w:pStyle w:val="30"/>
       </w:pPr>
-      <w:bookmarkStart w:id="1208" w:name="_Toc224492034"/>
+      <w:bookmarkStart w:id="1208" w:name="_Toc224641397"/>
       <w:r>
         <w:t>Требования к информационному обеспечению</w:t>
       </w:r>
@@ -12575,7 +12575,7 @@
         <w:pStyle w:val="42"/>
       </w:pPr>
       <w:bookmarkStart w:id="1209" w:name="_Ref201658149"/>
-      <w:bookmarkStart w:id="1210" w:name="_Toc224492035"/>
+      <w:bookmarkStart w:id="1210" w:name="_Toc224641398"/>
       <w:r>
         <w:t>Требования к информационному обмену между компонентами системы</w:t>
       </w:r>
@@ -12709,7 +12709,7 @@
       <w:pPr>
         <w:pStyle w:val="42"/>
       </w:pPr>
-      <w:bookmarkStart w:id="1211" w:name="_Toc224492036"/>
+      <w:bookmarkStart w:id="1211" w:name="_Toc224641399"/>
       <w:r>
         <w:t>Требования по использованию классификаторов</w:t>
       </w:r>
@@ -12855,7 +12855,7 @@
       <w:bookmarkStart w:id="1287" w:name="_Toc373253124"/>
       <w:bookmarkStart w:id="1288" w:name="_Toc373253166"/>
       <w:bookmarkStart w:id="1289" w:name="_Toc373253168"/>
-      <w:bookmarkStart w:id="1290" w:name="_Toc224492037"/>
+      <w:bookmarkStart w:id="1290" w:name="_Toc224641400"/>
       <w:bookmarkEnd w:id="1212"/>
       <w:bookmarkEnd w:id="1213"/>
       <w:bookmarkEnd w:id="1214"/>
@@ -13029,7 +13029,7 @@
       <w:pPr>
         <w:pStyle w:val="42"/>
       </w:pPr>
-      <w:bookmarkStart w:id="1291" w:name="_Toc224492038"/>
+      <w:bookmarkStart w:id="1291" w:name="_Toc224641401"/>
       <w:r>
         <w:t>Требования к структуре сбора, обработки, передачи данных в системе, представлению данных</w:t>
       </w:r>
@@ -13231,7 +13231,7 @@
       <w:pPr>
         <w:pStyle w:val="30"/>
       </w:pPr>
-      <w:bookmarkStart w:id="1292" w:name="_Toc224492039"/>
+      <w:bookmarkStart w:id="1292" w:name="_Toc224641402"/>
       <w:r>
         <w:lastRenderedPageBreak/>
         <w:t>Требования к лингвистическому обеспечению</w:t>
@@ -13242,7 +13242,7 @@
       <w:pPr>
         <w:pStyle w:val="42"/>
       </w:pPr>
-      <w:bookmarkStart w:id="1293" w:name="_Toc224492040"/>
+      <w:bookmarkStart w:id="1293" w:name="_Toc224641403"/>
       <w:r>
         <w:t>Языки программирования</w:t>
       </w:r>
@@ -13343,7 +13343,7 @@
       <w:pPr>
         <w:pStyle w:val="42"/>
       </w:pPr>
-      <w:bookmarkStart w:id="1294" w:name="_Toc224492041"/>
+      <w:bookmarkStart w:id="1294" w:name="_Toc224641404"/>
       <w:r>
         <w:t>Языки взаимодействия пользователей и Системы</w:t>
       </w:r>
@@ -13395,7 +13395,7 @@
       <w:pPr>
         <w:pStyle w:val="42"/>
       </w:pPr>
-      <w:bookmarkStart w:id="1295" w:name="_Toc224492042"/>
+      <w:bookmarkStart w:id="1295" w:name="_Toc224641405"/>
       <w:r>
         <w:t>Кодировка данных</w:t>
       </w:r>
@@ -13435,7 +13435,7 @@
       <w:pPr>
         <w:pStyle w:val="30"/>
       </w:pPr>
-      <w:bookmarkStart w:id="1296" w:name="_Toc224492043"/>
+      <w:bookmarkStart w:id="1296" w:name="_Toc224641406"/>
       <w:r>
         <w:t>Требования к программному обеспечению</w:t>
       </w:r>
@@ -13586,7 +13586,7 @@
       <w:pPr>
         <w:pStyle w:val="30"/>
       </w:pPr>
-      <w:bookmarkStart w:id="1297" w:name="_Toc224492044"/>
+      <w:bookmarkStart w:id="1297" w:name="_Toc224641407"/>
       <w:r>
         <w:lastRenderedPageBreak/>
         <w:t>Требования к техническому обеспечению</w:t>
@@ -13792,7 +13792,7 @@
       <w:pPr>
         <w:pStyle w:val="23"/>
       </w:pPr>
-      <w:bookmarkStart w:id="1298" w:name="_Toc224492045"/>
+      <w:bookmarkStart w:id="1298" w:name="_Toc224641408"/>
       <w:r>
         <w:t>Общие технические требования к Системе</w:t>
       </w:r>
@@ -13802,7 +13802,7 @@
       <w:pPr>
         <w:pStyle w:val="30"/>
       </w:pPr>
-      <w:bookmarkStart w:id="1299" w:name="_Toc224492046"/>
+      <w:bookmarkStart w:id="1299" w:name="_Toc224641409"/>
       <w:r>
         <w:t>Требования к численности и квалификации персонала Системы и режиму его работы</w:t>
       </w:r>
@@ -13812,7 +13812,7 @@
       <w:pPr>
         <w:pStyle w:val="42"/>
       </w:pPr>
-      <w:bookmarkStart w:id="1300" w:name="_Toc224492047"/>
+      <w:bookmarkStart w:id="1300" w:name="_Toc224641410"/>
       <w:r>
         <w:t>Требования к составу персонала Системы</w:t>
       </w:r>
@@ -13908,7 +13908,7 @@
       <w:pPr>
         <w:pStyle w:val="42"/>
       </w:pPr>
-      <w:bookmarkStart w:id="1301" w:name="_Toc224492048"/>
+      <w:bookmarkStart w:id="1301" w:name="_Toc224641411"/>
       <w:r>
         <w:t>Требования к квалификации персонала</w:t>
       </w:r>
@@ -14241,7 +14241,7 @@
       <w:bookmarkStart w:id="1359" w:name="_Toc373174485"/>
       <w:bookmarkStart w:id="1360" w:name="_Toc373238465"/>
       <w:bookmarkStart w:id="1361" w:name="_Toc373252131"/>
-      <w:bookmarkStart w:id="1362" w:name="_Toc224492049"/>
+      <w:bookmarkStart w:id="1362" w:name="_Toc224641412"/>
       <w:bookmarkEnd w:id="1302"/>
       <w:bookmarkEnd w:id="1303"/>
       <w:bookmarkEnd w:id="1304"/>
@@ -14337,7 +14337,7 @@
         <w:pStyle w:val="30"/>
       </w:pPr>
       <w:bookmarkStart w:id="1363" w:name="_Toc374380715"/>
-      <w:bookmarkStart w:id="1364" w:name="_Toc224492050"/>
+      <w:bookmarkStart w:id="1364" w:name="_Toc224641413"/>
       <w:r>
         <w:t>Показатели назначения</w:t>
       </w:r>
@@ -14630,7 +14630,7 @@
       <w:pPr>
         <w:pStyle w:val="30"/>
       </w:pPr>
-      <w:bookmarkStart w:id="1365" w:name="_Toc224492051"/>
+      <w:bookmarkStart w:id="1365" w:name="_Toc224641414"/>
       <w:r>
         <w:t>Требования к надежности</w:t>
       </w:r>
@@ -14677,7 +14677,7 @@
       <w:bookmarkStart w:id="1387" w:name="_Toc373174511"/>
       <w:bookmarkStart w:id="1388" w:name="_Toc373238491"/>
       <w:bookmarkStart w:id="1389" w:name="_Toc373252157"/>
-      <w:bookmarkStart w:id="1390" w:name="_Toc224492052"/>
+      <w:bookmarkStart w:id="1390" w:name="_Toc224641415"/>
       <w:bookmarkEnd w:id="1366"/>
       <w:bookmarkEnd w:id="1367"/>
       <w:bookmarkEnd w:id="1368"/>
@@ -14873,7 +14873,7 @@
       <w:bookmarkStart w:id="1391" w:name="_Toc373252159"/>
       <w:bookmarkStart w:id="1392" w:name="_Toc373252160"/>
       <w:bookmarkStart w:id="1393" w:name="_Toc373252172"/>
-      <w:bookmarkStart w:id="1394" w:name="_Toc224492053"/>
+      <w:bookmarkStart w:id="1394" w:name="_Toc224641416"/>
       <w:bookmarkEnd w:id="1391"/>
       <w:bookmarkEnd w:id="1392"/>
       <w:bookmarkEnd w:id="1393"/>
@@ -15002,7 +15002,7 @@
       <w:pPr>
         <w:pStyle w:val="30"/>
       </w:pPr>
-      <w:bookmarkStart w:id="1395" w:name="_Toc224492054"/>
+      <w:bookmarkStart w:id="1395" w:name="_Toc224641417"/>
       <w:r>
         <w:t>Требования безопасности</w:t>
       </w:r>
@@ -15122,7 +15122,7 @@
       <w:bookmarkStart w:id="1405" w:name="_Toc373174517"/>
       <w:bookmarkStart w:id="1406" w:name="_Toc373238497"/>
       <w:bookmarkStart w:id="1407" w:name="_Toc373252177"/>
-      <w:bookmarkStart w:id="1408" w:name="_Toc224492055"/>
+      <w:bookmarkStart w:id="1408" w:name="_Toc224641418"/>
       <w:bookmarkEnd w:id="1396"/>
       <w:bookmarkEnd w:id="1397"/>
       <w:bookmarkEnd w:id="1398"/>
@@ -15282,7 +15282,7 @@
       <w:pPr>
         <w:pStyle w:val="30"/>
       </w:pPr>
-      <w:bookmarkStart w:id="1409" w:name="_Toc224492056"/>
+      <w:bookmarkStart w:id="1409" w:name="_Toc224641419"/>
       <w:r>
         <w:t>Требования к транспортабельности для подвижных АС</w:t>
       </w:r>
@@ -15318,7 +15318,7 @@
       <w:pPr>
         <w:pStyle w:val="30"/>
       </w:pPr>
-      <w:bookmarkStart w:id="1410" w:name="_Toc224492057"/>
+      <w:bookmarkStart w:id="1410" w:name="_Toc224641420"/>
       <w:r>
         <w:t>Требования к эксплуатации, техническому обслуживанию, ремонту и хранению компонентов АС</w:t>
       </w:r>
@@ -15363,7 +15363,7 @@
       <w:pPr>
         <w:pStyle w:val="30"/>
       </w:pPr>
-      <w:bookmarkStart w:id="1411" w:name="_Toc224492058"/>
+      <w:bookmarkStart w:id="1411" w:name="_Toc224641421"/>
       <w:r>
         <w:t>Требования к защите информации от несанкционированного доступа</w:t>
       </w:r>
@@ -15373,7 +15373,7 @@
       <w:pPr>
         <w:pStyle w:val="42"/>
       </w:pPr>
-      <w:bookmarkStart w:id="1412" w:name="_Toc224492059"/>
+      <w:bookmarkStart w:id="1412" w:name="_Toc224641422"/>
       <w:r>
         <w:t>Общие положения</w:t>
       </w:r>
@@ -15407,7 +15407,7 @@
       </w:pPr>
       <w:bookmarkStart w:id="1413" w:name="_Toc373252181"/>
       <w:bookmarkStart w:id="1414" w:name="_Toc373252182"/>
-      <w:bookmarkStart w:id="1415" w:name="_Toc224492060"/>
+      <w:bookmarkStart w:id="1415" w:name="_Toc224641423"/>
       <w:bookmarkEnd w:id="1413"/>
       <w:bookmarkEnd w:id="1414"/>
       <w:r>
@@ -15444,7 +15444,7 @@
       <w:bookmarkStart w:id="1417" w:name="_Toc373252184"/>
       <w:bookmarkStart w:id="1418" w:name="_Toc373238504"/>
       <w:bookmarkStart w:id="1419" w:name="_Toc373252186"/>
-      <w:bookmarkStart w:id="1420" w:name="_Toc224492061"/>
+      <w:bookmarkStart w:id="1420" w:name="_Toc224641424"/>
       <w:bookmarkEnd w:id="1416"/>
       <w:bookmarkEnd w:id="1417"/>
       <w:bookmarkEnd w:id="1418"/>
@@ -15486,7 +15486,7 @@
       <w:pPr>
         <w:pStyle w:val="30"/>
       </w:pPr>
-      <w:bookmarkStart w:id="1421" w:name="_Toc224492062"/>
+      <w:bookmarkStart w:id="1421" w:name="_Toc224641425"/>
       <w:r>
         <w:t>Требования к защите от влияния внешних воздействий</w:t>
       </w:r>
@@ -15519,7 +15519,7 @@
       <w:pPr>
         <w:pStyle w:val="30"/>
       </w:pPr>
-      <w:bookmarkStart w:id="1422" w:name="_Toc224492063"/>
+      <w:bookmarkStart w:id="1422" w:name="_Toc224641426"/>
       <w:r>
         <w:t>Требования к патентной чистоте</w:t>
       </w:r>
@@ -15540,7 +15540,7 @@
       <w:pPr>
         <w:pStyle w:val="30"/>
       </w:pPr>
-      <w:bookmarkStart w:id="1423" w:name="_Toc224492064"/>
+      <w:bookmarkStart w:id="1423" w:name="_Toc224641427"/>
       <w:r>
         <w:t>Требования по стандартизации и унификации</w:t>
       </w:r>
@@ -15612,7 +15612,7 @@
       <w:bookmarkStart w:id="1428" w:name="_Toc373253231"/>
       <w:bookmarkStart w:id="1429" w:name="_Toc373253232"/>
       <w:bookmarkStart w:id="1430" w:name="_Toc373253233"/>
-      <w:bookmarkStart w:id="1431" w:name="_Toc224492065"/>
+      <w:bookmarkStart w:id="1431" w:name="_Toc224641428"/>
       <w:bookmarkEnd w:id="1424"/>
       <w:bookmarkEnd w:id="1425"/>
       <w:bookmarkEnd w:id="1426"/>
@@ -15633,7 +15633,7 @@
           <w:i/>
         </w:rPr>
       </w:pPr>
-      <w:bookmarkStart w:id="1432" w:name="_Toc224492066"/>
+      <w:bookmarkStart w:id="1432" w:name="_Toc224641429"/>
       <w:r>
         <w:t xml:space="preserve">Перечень </w:t>
       </w:r>
@@ -15710,7 +15710,7 @@
         </w:trPr>
         <w:tc>
           <w:tcPr>
-            <w:tcW w:w="2114" w:type="dxa"/>
+            <w:tcW w:w="2107" w:type="dxa"/>
             <w:tcBorders>
               <w:top w:val="single" w:sz="4" w:space="0" w:color="auto"/>
               <w:left w:val="single" w:sz="4" w:space="0" w:color="auto"/>
@@ -15737,7 +15737,7 @@
         </w:tc>
         <w:tc>
           <w:tcPr>
-            <w:tcW w:w="5711" w:type="dxa"/>
+            <w:tcW w:w="5606" w:type="dxa"/>
             <w:tcBorders>
               <w:top w:val="single" w:sz="4" w:space="0" w:color="auto"/>
               <w:left w:val="single" w:sz="4" w:space="0" w:color="auto"/>
@@ -15764,7 +15764,7 @@
         </w:tc>
         <w:tc>
           <w:tcPr>
-            <w:tcW w:w="1531" w:type="dxa"/>
+            <w:tcW w:w="1524" w:type="dxa"/>
             <w:tcBorders>
               <w:top w:val="single" w:sz="4" w:space="0" w:color="auto"/>
               <w:left w:val="single" w:sz="4" w:space="0" w:color="auto"/>
@@ -15793,7 +15793,7 @@
       <w:tr>
         <w:tc>
           <w:tcPr>
-            <w:tcW w:w="2114" w:type="dxa"/>
+            <w:tcW w:w="2107" w:type="dxa"/>
             <w:tcBorders>
               <w:top w:val="single" w:sz="4" w:space="0" w:color="auto"/>
               <w:left w:val="single" w:sz="4" w:space="0" w:color="auto"/>
@@ -15807,13 +15807,13 @@
               <w:t xml:space="preserve">Этап 1. </w:t>
             </w:r>
             <w:r>
-              <w:t>Планирование и проектирование</w:t>
+              <w:t>Формирование требований к АС</w:t>
             </w:r>
           </w:p>
         </w:tc>
         <w:tc>
           <w:tcPr>
-            <w:tcW w:w="5711" w:type="dxa"/>
+            <w:tcW w:w="5606" w:type="dxa"/>
             <w:tcBorders>
               <w:top w:val="single" w:sz="4" w:space="0" w:color="auto"/>
               <w:left w:val="single" w:sz="4" w:space="0" w:color="auto"/>
@@ -15824,82 +15824,23 @@
           </w:tcPr>
           <w:p>
             <w:r>
-              <w:t>Определение целей и функциональности приложения</w:t>
-            </w:r>
-            <w:r>
-              <w:t>;</w:t>
+              <w:t>1. Обследование объекта автоматизации и обоснование необходимости создания АС.</w:t>
             </w:r>
           </w:p>
           <w:p>
             <w:r>
-              <w:t xml:space="preserve">Анализ целевой аудитории и формирование user </w:t>
-            </w:r>
-            <w:proofErr w:type="spellStart"/>
-            <w:r>
-              <w:t>stories</w:t>
-            </w:r>
-            <w:proofErr w:type="spellEnd"/>
-            <w:r>
-              <w:t>;</w:t>
+              <w:t>2. Формирование требований пользователя к Системе.</w:t>
             </w:r>
           </w:p>
           <w:p>
             <w:r>
-              <w:t>Разработка технического задания на Систему.</w:t>
-            </w:r>
-          </w:p>
-          <w:p>
-            <w:r>
-              <w:t>Проектирование архитектуры приложения (MVVM)</w:t>
-            </w:r>
-            <w:r>
-              <w:t>;</w:t>
-            </w:r>
-          </w:p>
-          <w:p>
-            <w:r>
-              <w:t>Проектирование логической модели базы данных (</w:t>
-            </w:r>
-            <w:proofErr w:type="spellStart"/>
-            <w:r>
-              <w:t>SQLite</w:t>
-            </w:r>
-            <w:proofErr w:type="spellEnd"/>
-            <w:r>
-              <w:t>)</w:t>
-            </w:r>
-            <w:r>
-              <w:t>;</w:t>
-            </w:r>
-          </w:p>
-          <w:p>
-            <w:r>
-              <w:t>Разработка макетов пользовательского интерфейса (</w:t>
-            </w:r>
-            <w:proofErr w:type="spellStart"/>
-            <w:r>
-              <w:t>Figma</w:t>
-            </w:r>
-            <w:proofErr w:type="spellEnd"/>
-            <w:r>
-              <w:t>)</w:t>
-            </w:r>
-            <w:r>
-              <w:t>;</w:t>
-            </w:r>
-          </w:p>
-          <w:p>
-            <w:r>
-              <w:t>Составление плана реализации проекта и распределение задач</w:t>
-            </w:r>
-            <w:r>
-              <w:t>;</w:t>
+              <w:t>3. Оформление отчёта о выполненной работе и заявки на разработку АС (в рамках учебного проекта — утверждение концепции).</w:t>
             </w:r>
           </w:p>
         </w:tc>
         <w:tc>
           <w:tcPr>
-            <w:tcW w:w="1531" w:type="dxa"/>
+            <w:tcW w:w="1524" w:type="dxa"/>
             <w:tcBorders>
               <w:top w:val="single" w:sz="4" w:space="0" w:color="auto"/>
               <w:left w:val="single" w:sz="4" w:space="0" w:color="auto"/>
@@ -15910,16 +15851,7 @@
           </w:tcPr>
           <w:p>
             <w:r>
-              <w:t>До 01.</w:t>
-            </w:r>
-            <w:r>
-              <w:t>04</w:t>
-            </w:r>
-            <w:r>
-              <w:t>.202</w:t>
-            </w:r>
-            <w:r>
-              <w:t>6</w:t>
+              <w:t>До 15.03.2026</w:t>
             </w:r>
           </w:p>
         </w:tc>
@@ -15927,7 +15859,7 @@
       <w:tr>
         <w:tc>
           <w:tcPr>
-            <w:tcW w:w="2114" w:type="dxa"/>
+            <w:tcW w:w="2107" w:type="dxa"/>
             <w:tcBorders>
               <w:top w:val="single" w:sz="4" w:space="0" w:color="auto"/>
               <w:left w:val="single" w:sz="4" w:space="0" w:color="auto"/>
@@ -15938,16 +15870,16 @@
           </w:tcPr>
           <w:p>
             <w:r>
-              <w:t>Этап 2. Разработка</w:t>
+              <w:t xml:space="preserve">Этап 2. </w:t>
             </w:r>
             <w:r>
-              <w:t xml:space="preserve"> и тестирование</w:t>
+              <w:t>Разработка концепции АС</w:t>
             </w:r>
           </w:p>
         </w:tc>
         <w:tc>
           <w:tcPr>
-            <w:tcW w:w="5711" w:type="dxa"/>
+            <w:tcW w:w="5606" w:type="dxa"/>
             <w:tcBorders>
               <w:top w:val="single" w:sz="4" w:space="0" w:color="auto"/>
               <w:left w:val="single" w:sz="4" w:space="0" w:color="auto"/>
@@ -15958,88 +15890,28 @@
           </w:tcPr>
           <w:p>
             <w:r>
-              <w:t>Настройка репозитория и среды разработки (</w:t>
-            </w:r>
-            <w:proofErr w:type="spellStart"/>
-            <w:r>
-              <w:t>GitHub</w:t>
-            </w:r>
-            <w:proofErr w:type="spellEnd"/>
-            <w:r>
-              <w:t>, Gradle)</w:t>
-            </w:r>
-            <w:r>
-              <w:t>;</w:t>
+              <w:t>1. Изучение объекта автоматизации.</w:t>
             </w:r>
           </w:p>
           <w:p>
             <w:r>
-              <w:t xml:space="preserve">Разработка слоя данных (модели, репозиторий, работа с </w:t>
-            </w:r>
-            <w:proofErr w:type="spellStart"/>
-            <w:r>
-              <w:t>SQLite</w:t>
-            </w:r>
-            <w:proofErr w:type="spellEnd"/>
-            <w:r>
-              <w:t>)</w:t>
-            </w:r>
-            <w:r>
-              <w:t>;</w:t>
+              <w:t>2. Проведение необходимых научно-исследовательских работ (анализ аналогов, выбор технологий).</w:t>
             </w:r>
           </w:p>
           <w:p>
             <w:r>
-              <w:t>Разработка бизнес-логики (</w:t>
-            </w:r>
-            <w:proofErr w:type="spellStart"/>
-            <w:r>
-              <w:t>ViewModel</w:t>
-            </w:r>
-            <w:proofErr w:type="spellEnd"/>
-            <w:r>
-              <w:t>) и компонентов UI (</w:t>
-            </w:r>
-            <w:proofErr w:type="spellStart"/>
-            <w:r>
-              <w:t>Compose</w:t>
-            </w:r>
-            <w:proofErr w:type="spellEnd"/>
-            <w:r>
-              <w:t xml:space="preserve"> for Desktop)</w:t>
-            </w:r>
-            <w:r>
-              <w:t>;</w:t>
+              <w:t>3. Разработка вариантов концепции Системы, удовлетворяющей требованиям пользователя.</w:t>
             </w:r>
           </w:p>
           <w:p>
             <w:r>
-              <w:t>Реализация модуля визуализации данных (кастомная диаграмма)</w:t>
-            </w:r>
-            <w:r>
-              <w:t>;</w:t>
-            </w:r>
-          </w:p>
-          <w:p>
-            <w:r>
-              <w:t>Проведение предварительного тестирования (модульного и интеграционного)</w:t>
-            </w:r>
-            <w:r>
-              <w:t>;</w:t>
-            </w:r>
-          </w:p>
-          <w:p>
-            <w:r>
-              <w:t>Разработка предварительной версии эксплуатационной документации</w:t>
-            </w:r>
-            <w:r>
-              <w:t>;</w:t>
+              <w:t>4. Оформление отчёта и утверждение концепции.</w:t>
             </w:r>
           </w:p>
         </w:tc>
         <w:tc>
           <w:tcPr>
-            <w:tcW w:w="1531" w:type="dxa"/>
+            <w:tcW w:w="1524" w:type="dxa"/>
             <w:tcBorders>
               <w:top w:val="single" w:sz="4" w:space="0" w:color="auto"/>
               <w:left w:val="single" w:sz="4" w:space="0" w:color="auto"/>
@@ -16049,16 +15921,7 @@
           </w:tcPr>
           <w:p>
             <w:r>
-              <w:t>До 01.0</w:t>
-            </w:r>
-            <w:r>
-              <w:t>5</w:t>
-            </w:r>
-            <w:r>
-              <w:t>.202</w:t>
-            </w:r>
-            <w:r>
-              <w:t>6</w:t>
+              <w:t>До 22.03.2026</w:t>
             </w:r>
           </w:p>
         </w:tc>
@@ -16066,7 +15929,7 @@
       <w:tr>
         <w:tc>
           <w:tcPr>
-            <w:tcW w:w="2114" w:type="dxa"/>
+            <w:tcW w:w="2107" w:type="dxa"/>
             <w:tcBorders>
               <w:top w:val="single" w:sz="4" w:space="0" w:color="auto"/>
               <w:left w:val="single" w:sz="4" w:space="0" w:color="auto"/>
@@ -16077,13 +15940,16 @@
           </w:tcPr>
           <w:p>
             <w:r>
-              <w:t>Этап 3. Ввод в эксплуатацию</w:t>
+              <w:t xml:space="preserve">Этап 3. </w:t>
+            </w:r>
+            <w:r>
+              <w:t>Техническое задание</w:t>
             </w:r>
           </w:p>
         </w:tc>
         <w:tc>
           <w:tcPr>
-            <w:tcW w:w="5711" w:type="dxa"/>
+            <w:tcW w:w="5606" w:type="dxa"/>
             <w:tcBorders>
               <w:top w:val="single" w:sz="4" w:space="0" w:color="auto"/>
               <w:left w:val="single" w:sz="4" w:space="0" w:color="auto"/>
@@ -16094,53 +15960,18 @@
           </w:tcPr>
           <w:p>
             <w:r>
-              <w:t>Комплексное тестирование и отладка приложения</w:t>
-            </w:r>
-            <w:r>
-              <w:t>;</w:t>
+              <w:t>1. Разработка и оформление технического задания (ТЗ) на создание Системы (настоящий документ).</w:t>
             </w:r>
           </w:p>
           <w:p>
             <w:r>
-              <w:t>Устранение замечаний, выявленных в ходе тестирования</w:t>
-            </w:r>
-            <w:r>
-              <w:t>;</w:t>
-            </w:r>
-          </w:p>
-          <w:p>
-            <w:r>
-              <w:t>Доработка проектной и эксплуатационной документации</w:t>
-            </w:r>
-            <w:r>
-              <w:t>;</w:t>
-            </w:r>
-          </w:p>
-          <w:p>
-            <w:r>
-              <w:t>Формирование окончательного отчета по проекту</w:t>
-            </w:r>
-            <w:r>
-              <w:t>;</w:t>
-            </w:r>
-          </w:p>
-          <w:p>
-            <w:r>
-              <w:t>Сборка приложения в исполняемый JAR-файл (или нативный билд)</w:t>
-            </w:r>
-            <w:r>
-              <w:t>;</w:t>
-            </w:r>
-          </w:p>
-          <w:p>
-            <w:r>
-              <w:t>Передача исходного кода, документации и собранного приложения заказчику (руководителю).</w:t>
+              <w:t>2. Согласование и утверждение ТЗ с руководителем проекта (Заказчиком).</w:t>
             </w:r>
           </w:p>
         </w:tc>
         <w:tc>
           <w:tcPr>
-            <w:tcW w:w="1531" w:type="dxa"/>
+            <w:tcW w:w="1524" w:type="dxa"/>
             <w:tcBorders>
               <w:top w:val="single" w:sz="4" w:space="0" w:color="auto"/>
               <w:left w:val="single" w:sz="4" w:space="0" w:color="auto"/>
@@ -16150,19 +15981,422 @@
           </w:tcPr>
           <w:p>
             <w:r>
-              <w:t>До 01.</w:t>
+              <w:t>До 01.04.2026</w:t>
+            </w:r>
+          </w:p>
+        </w:tc>
+      </w:tr>
+      <w:tr>
+        <w:tc>
+          <w:tcPr>
+            <w:tcW w:w="2107" w:type="dxa"/>
+            <w:tcBorders>
+              <w:top w:val="single" w:sz="4" w:space="0" w:color="auto"/>
+              <w:left w:val="single" w:sz="4" w:space="0" w:color="auto"/>
+              <w:bottom w:val="single" w:sz="4" w:space="0" w:color="auto"/>
+              <w:right w:val="single" w:sz="4" w:space="0" w:color="auto"/>
+            </w:tcBorders>
+          </w:tcPr>
+          <w:p>
+            <w:r>
+              <w:t xml:space="preserve">Этап 4. </w:t>
             </w:r>
             <w:r>
-              <w:t>0</w:t>
+              <w:t>Эскизный проект</w:t>
+            </w:r>
+          </w:p>
+        </w:tc>
+        <w:tc>
+          <w:tcPr>
+            <w:tcW w:w="5606" w:type="dxa"/>
+            <w:tcBorders>
+              <w:top w:val="single" w:sz="4" w:space="0" w:color="auto"/>
+              <w:left w:val="single" w:sz="4" w:space="0" w:color="auto"/>
+              <w:bottom w:val="single" w:sz="4" w:space="0" w:color="auto"/>
+              <w:right w:val="single" w:sz="4" w:space="0" w:color="auto"/>
+            </w:tcBorders>
+          </w:tcPr>
+          <w:p>
+            <w:r>
+              <w:t>1. Разработка предварительных проектных решений по Системе и её частям.</w:t>
+            </w:r>
+          </w:p>
+          <w:p>
+            <w:r>
+              <w:t>2. Разработка макетов пользовательского интерфейса (</w:t>
+            </w:r>
+            <w:proofErr w:type="spellStart"/>
+            <w:r>
+              <w:t>Figma</w:t>
+            </w:r>
+            <w:proofErr w:type="spellEnd"/>
+            <w:r>
+              <w:t>).</w:t>
+            </w:r>
+          </w:p>
+          <w:p>
+            <w:r>
+              <w:t>3. Проектирование логической модели базы данных.</w:t>
+            </w:r>
+          </w:p>
+          <w:p>
+            <w:r>
+              <w:t>4. Разработка документации на Систему и её части в объеме, необходимом для рассмотрения и уточнения проектных решений.</w:t>
+            </w:r>
+          </w:p>
+        </w:tc>
+        <w:tc>
+          <w:tcPr>
+            <w:tcW w:w="1524" w:type="dxa"/>
+            <w:tcBorders>
+              <w:top w:val="single" w:sz="4" w:space="0" w:color="auto"/>
+              <w:left w:val="single" w:sz="4" w:space="0" w:color="auto"/>
+              <w:bottom w:val="single" w:sz="4" w:space="0" w:color="auto"/>
+              <w:right w:val="single" w:sz="4" w:space="0" w:color="auto"/>
+            </w:tcBorders>
+          </w:tcPr>
+          <w:p>
+            <w:r>
+              <w:t>До 10.04.2026</w:t>
+            </w:r>
+          </w:p>
+        </w:tc>
+      </w:tr>
+      <w:tr>
+        <w:tc>
+          <w:tcPr>
+            <w:tcW w:w="2107" w:type="dxa"/>
+            <w:tcBorders>
+              <w:top w:val="single" w:sz="4" w:space="0" w:color="auto"/>
+              <w:left w:val="single" w:sz="4" w:space="0" w:color="auto"/>
+              <w:bottom w:val="single" w:sz="4" w:space="0" w:color="auto"/>
+              <w:right w:val="single" w:sz="4" w:space="0" w:color="auto"/>
+            </w:tcBorders>
+          </w:tcPr>
+          <w:p>
+            <w:r>
+              <w:t xml:space="preserve">Этап 5. </w:t>
             </w:r>
             <w:r>
-              <w:t>6</w:t>
+              <w:t>Технический проект</w:t>
+            </w:r>
+          </w:p>
+        </w:tc>
+        <w:tc>
+          <w:tcPr>
+            <w:tcW w:w="5606" w:type="dxa"/>
+            <w:tcBorders>
+              <w:top w:val="single" w:sz="4" w:space="0" w:color="auto"/>
+              <w:left w:val="single" w:sz="4" w:space="0" w:color="auto"/>
+              <w:bottom w:val="single" w:sz="4" w:space="0" w:color="auto"/>
+              <w:right w:val="single" w:sz="4" w:space="0" w:color="auto"/>
+            </w:tcBorders>
+          </w:tcPr>
+          <w:p>
+            <w:r>
+              <w:t>1. Разработка окончательных проектных решений по Системе.</w:t>
+            </w:r>
+          </w:p>
+          <w:p>
+            <w:r>
+              <w:t>2. Разработка архитектуры приложения (MVVM).</w:t>
+            </w:r>
+          </w:p>
+          <w:p>
+            <w:r>
+              <w:t>3. Проектирование физической модели базы данных.</w:t>
+            </w:r>
+          </w:p>
+          <w:p>
+            <w:r>
+              <w:t>4. Разработка документации на Систему и её части в объеме, необходимом для разработки рабочей документации.</w:t>
+            </w:r>
+          </w:p>
+          <w:p>
+            <w:r>
+              <w:t>5. Разработка и утверждение программы и методики испытаний.</w:t>
+            </w:r>
+          </w:p>
+        </w:tc>
+        <w:tc>
+          <w:tcPr>
+            <w:tcW w:w="1524" w:type="dxa"/>
+            <w:tcBorders>
+              <w:top w:val="single" w:sz="4" w:space="0" w:color="auto"/>
+              <w:left w:val="single" w:sz="4" w:space="0" w:color="auto"/>
+              <w:bottom w:val="single" w:sz="4" w:space="0" w:color="auto"/>
+              <w:right w:val="single" w:sz="4" w:space="0" w:color="auto"/>
+            </w:tcBorders>
+          </w:tcPr>
+          <w:p>
+            <w:r>
+              <w:t>До 20.04.2026</w:t>
+            </w:r>
+          </w:p>
+        </w:tc>
+      </w:tr>
+      <w:tr>
+        <w:tc>
+          <w:tcPr>
+            <w:tcW w:w="2107" w:type="dxa"/>
+            <w:tcBorders>
+              <w:top w:val="single" w:sz="4" w:space="0" w:color="auto"/>
+              <w:left w:val="single" w:sz="4" w:space="0" w:color="auto"/>
+              <w:bottom w:val="single" w:sz="4" w:space="0" w:color="auto"/>
+              <w:right w:val="single" w:sz="4" w:space="0" w:color="auto"/>
+            </w:tcBorders>
+          </w:tcPr>
+          <w:p>
+            <w:r>
+              <w:t xml:space="preserve">Этап 6. </w:t>
             </w:r>
             <w:r>
-              <w:t>.202</w:t>
+              <w:t>Рабочая документация</w:t>
+            </w:r>
+          </w:p>
+        </w:tc>
+        <w:tc>
+          <w:tcPr>
+            <w:tcW w:w="5606" w:type="dxa"/>
+            <w:tcBorders>
+              <w:top w:val="single" w:sz="4" w:space="0" w:color="auto"/>
+              <w:left w:val="single" w:sz="4" w:space="0" w:color="auto"/>
+              <w:bottom w:val="single" w:sz="4" w:space="0" w:color="auto"/>
+              <w:right w:val="single" w:sz="4" w:space="0" w:color="auto"/>
+            </w:tcBorders>
+          </w:tcPr>
+          <w:p>
+            <w:r>
+              <w:t>1. Разработка рабочей документации на Систему и её части.</w:t>
+            </w:r>
+          </w:p>
+          <w:p>
+            <w:r>
+              <w:t>2. Написание исходного кода:</w:t>
+            </w:r>
+          </w:p>
+          <w:p>
+            <w:r>
+              <w:lastRenderedPageBreak/>
+              <w:t xml:space="preserve">- Разработка слоя данных (модели, репозиторий, работа с </w:t>
+            </w:r>
+            <w:proofErr w:type="spellStart"/>
+            <w:r>
+              <w:t>SQLite</w:t>
+            </w:r>
+            <w:proofErr w:type="spellEnd"/>
+            <w:r>
+              <w:t>).</w:t>
+            </w:r>
+          </w:p>
+          <w:p>
+            <w:r>
+              <w:t>- Разработка бизнес-логики (</w:t>
+            </w:r>
+            <w:proofErr w:type="spellStart"/>
+            <w:r>
+              <w:t>ViewModel</w:t>
+            </w:r>
+            <w:proofErr w:type="spellEnd"/>
+            <w:r>
+              <w:t>).</w:t>
+            </w:r>
+          </w:p>
+          <w:p>
+            <w:r>
+              <w:t>- Разработка компонентов UI (</w:t>
+            </w:r>
+            <w:proofErr w:type="spellStart"/>
+            <w:r>
+              <w:t>Compose</w:t>
+            </w:r>
+            <w:proofErr w:type="spellEnd"/>
+            <w:r>
+              <w:t xml:space="preserve"> for Desktop).</w:t>
+            </w:r>
+          </w:p>
+          <w:p>
+            <w:r>
+              <w:t>- Реализация модуля визуализации данных.</w:t>
+            </w:r>
+          </w:p>
+          <w:p>
+            <w:r>
+              <w:t xml:space="preserve">3. Документирование кода с использованием </w:t>
+            </w:r>
+            <w:proofErr w:type="spellStart"/>
+            <w:r>
+              <w:t>KDoc</w:t>
+            </w:r>
+            <w:proofErr w:type="spellEnd"/>
+            <w:r>
+              <w:t>.</w:t>
+            </w:r>
+          </w:p>
+          <w:p>
+            <w:r>
+              <w:t>4. Разработка эксплуатационной документации (Руководство пользователя в виде README и встроенных подсказок).</w:t>
+            </w:r>
+          </w:p>
+          <w:p>
+            <w:r>
+              <w:t>5. Формирование отчетной документации (отчет по проекту).</w:t>
+            </w:r>
+          </w:p>
+        </w:tc>
+        <w:tc>
+          <w:tcPr>
+            <w:tcW w:w="1524" w:type="dxa"/>
+            <w:tcBorders>
+              <w:top w:val="single" w:sz="4" w:space="0" w:color="auto"/>
+              <w:left w:val="single" w:sz="4" w:space="0" w:color="auto"/>
+              <w:bottom w:val="single" w:sz="4" w:space="0" w:color="auto"/>
+              <w:right w:val="single" w:sz="4" w:space="0" w:color="auto"/>
+            </w:tcBorders>
+          </w:tcPr>
+          <w:p>
+            <w:r>
+              <w:lastRenderedPageBreak/>
+              <w:t>До 15.05.2026</w:t>
+            </w:r>
+          </w:p>
+        </w:tc>
+      </w:tr>
+      <w:tr>
+        <w:tc>
+          <w:tcPr>
+            <w:tcW w:w="2107" w:type="dxa"/>
+            <w:tcBorders>
+              <w:top w:val="single" w:sz="4" w:space="0" w:color="auto"/>
+              <w:left w:val="single" w:sz="4" w:space="0" w:color="auto"/>
+              <w:bottom w:val="single" w:sz="4" w:space="0" w:color="auto"/>
+              <w:right w:val="single" w:sz="4" w:space="0" w:color="auto"/>
+            </w:tcBorders>
+          </w:tcPr>
+          <w:p>
+            <w:r>
+              <w:t xml:space="preserve">Этап 7. </w:t>
             </w:r>
             <w:r>
-              <w:t>6</w:t>
+              <w:t>Ввод в действие</w:t>
+            </w:r>
+          </w:p>
+        </w:tc>
+        <w:tc>
+          <w:tcPr>
+            <w:tcW w:w="5606" w:type="dxa"/>
+            <w:tcBorders>
+              <w:top w:val="single" w:sz="4" w:space="0" w:color="auto"/>
+              <w:left w:val="single" w:sz="4" w:space="0" w:color="auto"/>
+              <w:bottom w:val="single" w:sz="4" w:space="0" w:color="auto"/>
+              <w:right w:val="single" w:sz="4" w:space="0" w:color="auto"/>
+            </w:tcBorders>
+          </w:tcPr>
+          <w:p>
+            <w:r>
+              <w:t>1. Подготовка объекта автоматизации (рекомендации пользователю).</w:t>
+            </w:r>
+          </w:p>
+          <w:p>
+            <w:r>
+              <w:t>2. Проведение предварительных испытаний (модульное и интеграционное тестирование).</w:t>
+            </w:r>
+          </w:p>
+          <w:p>
+            <w:r>
+              <w:t>3. Проведение опытной эксплуатации (комплексное тестирование и отладка).</w:t>
+            </w:r>
+          </w:p>
+          <w:p>
+            <w:r>
+              <w:t>4. Проведение приемочных испытаний.</w:t>
+            </w:r>
+          </w:p>
+          <w:p>
+            <w:r>
+              <w:t>5. Выполнение работ по вводу в действие (передача Заказчику).</w:t>
+            </w:r>
+          </w:p>
+        </w:tc>
+        <w:tc>
+          <w:tcPr>
+            <w:tcW w:w="1524" w:type="dxa"/>
+            <w:tcBorders>
+              <w:top w:val="single" w:sz="4" w:space="0" w:color="auto"/>
+              <w:left w:val="single" w:sz="4" w:space="0" w:color="auto"/>
+              <w:bottom w:val="single" w:sz="4" w:space="0" w:color="auto"/>
+              <w:right w:val="single" w:sz="4" w:space="0" w:color="auto"/>
+            </w:tcBorders>
+          </w:tcPr>
+          <w:p>
+            <w:r>
+              <w:t>До 01.06.2026</w:t>
+            </w:r>
+          </w:p>
+        </w:tc>
+      </w:tr>
+      <w:tr>
+        <w:tc>
+          <w:tcPr>
+            <w:tcW w:w="2107" w:type="dxa"/>
+            <w:tcBorders>
+              <w:top w:val="single" w:sz="4" w:space="0" w:color="auto"/>
+              <w:left w:val="single" w:sz="4" w:space="0" w:color="auto"/>
+              <w:bottom w:val="single" w:sz="4" w:space="0" w:color="auto"/>
+              <w:right w:val="single" w:sz="4" w:space="0" w:color="auto"/>
+            </w:tcBorders>
+          </w:tcPr>
+          <w:p>
+            <w:r>
+              <w:t xml:space="preserve">Этап 8. </w:t>
+            </w:r>
+            <w:r>
+              <w:t>Сопровождение АС</w:t>
+            </w:r>
+          </w:p>
+        </w:tc>
+        <w:tc>
+          <w:tcPr>
+            <w:tcW w:w="5606" w:type="dxa"/>
+            <w:tcBorders>
+              <w:top w:val="single" w:sz="4" w:space="0" w:color="auto"/>
+              <w:left w:val="single" w:sz="4" w:space="0" w:color="auto"/>
+              <w:bottom w:val="single" w:sz="4" w:space="0" w:color="auto"/>
+              <w:right w:val="single" w:sz="4" w:space="0" w:color="auto"/>
+            </w:tcBorders>
+          </w:tcPr>
+          <w:p>
+            <w:r>
+              <w:t>1. Выполнение работ в соответствии с гарантийными обязательствами (не предусмотрены).</w:t>
+            </w:r>
+          </w:p>
+          <w:p>
+            <w:r>
+              <w:t xml:space="preserve">2. </w:t>
+            </w:r>
+            <w:proofErr w:type="spellStart"/>
+            <w:r>
+              <w:t>Послесдаточное</w:t>
+            </w:r>
+            <w:proofErr w:type="spellEnd"/>
+            <w:r>
+              <w:t xml:space="preserve"> обслуживание (исправление ошибок, выявленных в процессе защиты проекта).</w:t>
+            </w:r>
+          </w:p>
+        </w:tc>
+        <w:tc>
+          <w:tcPr>
+            <w:tcW w:w="1524" w:type="dxa"/>
+            <w:tcBorders>
+              <w:top w:val="single" w:sz="4" w:space="0" w:color="auto"/>
+              <w:left w:val="single" w:sz="4" w:space="0" w:color="auto"/>
+              <w:bottom w:val="single" w:sz="4" w:space="0" w:color="auto"/>
+              <w:right w:val="single" w:sz="4" w:space="0" w:color="auto"/>
+            </w:tcBorders>
+          </w:tcPr>
+          <w:p>
+            <w:r>
+              <w:t>До 15.06.2026</w:t>
             </w:r>
           </w:p>
         </w:tc>
@@ -16174,7 +16408,7 @@
       <w:pPr>
         <w:pStyle w:val="11"/>
       </w:pPr>
-      <w:bookmarkStart w:id="1433" w:name="_Toc224492067"/>
+      <w:bookmarkStart w:id="1433" w:name="_Toc224641430"/>
       <w:r>
         <w:lastRenderedPageBreak/>
         <w:t>Порядок разработки автоматизированной системы</w:t>
@@ -16185,7 +16419,7 @@
       <w:pPr>
         <w:pStyle w:val="23"/>
       </w:pPr>
-      <w:bookmarkStart w:id="1434" w:name="_Toc224492068"/>
+      <w:bookmarkStart w:id="1434" w:name="_Toc224641431"/>
       <w:r>
         <w:t>Порядок организации разработки АС</w:t>
       </w:r>
@@ -16226,7 +16460,7 @@
       <w:pPr>
         <w:pStyle w:val="23"/>
       </w:pPr>
-      <w:bookmarkStart w:id="1435" w:name="_Toc224492069"/>
+      <w:bookmarkStart w:id="1435" w:name="_Toc224641432"/>
       <w:r>
         <w:t>Перечень документов и исходных данных для разработки АС</w:t>
       </w:r>
@@ -16355,7 +16589,7 @@
       <w:pPr>
         <w:pStyle w:val="23"/>
       </w:pPr>
-      <w:bookmarkStart w:id="1436" w:name="_Toc224492070"/>
+      <w:bookmarkStart w:id="1436" w:name="_Toc224641433"/>
       <w:r>
         <w:t>Перечень документов, предъявляемых по окончании соответствующих этапов работ</w:t>
       </w:r>
@@ -16427,7 +16661,7 @@
         </w:trPr>
         <w:tc>
           <w:tcPr>
-            <w:tcW w:w="4219" w:type="dxa"/>
+            <w:tcW w:w="4113" w:type="dxa"/>
             <w:shd w:val="clear" w:color="auto" w:fill="BFBFBF"/>
           </w:tcPr>
           <w:p>
@@ -16446,7 +16680,7 @@
         </w:tc>
         <w:tc>
           <w:tcPr>
-            <w:tcW w:w="5352" w:type="dxa"/>
+            <w:tcW w:w="5232" w:type="dxa"/>
             <w:shd w:val="clear" w:color="auto" w:fill="BFBFBF"/>
           </w:tcPr>
           <w:p>
@@ -16467,20 +16701,20 @@
       <w:tr>
         <w:tc>
           <w:tcPr>
-            <w:tcW w:w="4219" w:type="dxa"/>
+            <w:tcW w:w="4113" w:type="dxa"/>
           </w:tcPr>
           <w:p>
             <w:r>
               <w:t xml:space="preserve">Этап 1. </w:t>
             </w:r>
             <w:r>
-              <w:t>Планирование и проектирование</w:t>
+              <w:t>Формирование требований к АС</w:t>
             </w:r>
           </w:p>
         </w:tc>
         <w:tc>
           <w:tcPr>
-            <w:tcW w:w="5352" w:type="dxa"/>
+            <w:tcW w:w="5232" w:type="dxa"/>
           </w:tcPr>
           <w:p>
             <w:pPr>
@@ -16494,7 +16728,7 @@
               <w:ind w:left="435"/>
             </w:pPr>
             <w:r>
-              <w:t>Детальный план-график работ по проекту;</w:t>
+              <w:t>Отчёт об обследовании объекта автоматизации.</w:t>
             </w:r>
           </w:p>
           <w:p>
@@ -16509,13 +16743,42 @@
               <w:ind w:left="435"/>
             </w:pPr>
             <w:r>
-              <w:t>Макеты пользовательского интерфейса</w:t>
+              <w:t>Заявка на разработку АС (в рамках учебного проекта — согласованная концепция).</w:t>
+            </w:r>
+          </w:p>
+        </w:tc>
+      </w:tr>
+      <w:tr>
+        <w:tc>
+          <w:tcPr>
+            <w:tcW w:w="4113" w:type="dxa"/>
+          </w:tcPr>
+          <w:p>
+            <w:r>
+              <w:t xml:space="preserve">Этап 2. </w:t>
             </w:r>
             <w:r>
-              <w:rPr>
-                <w:lang w:val="en-US"/>
-              </w:rPr>
-              <w:t>;</w:t>
+              <w:t>Разработка концепции АС</w:t>
+            </w:r>
+          </w:p>
+        </w:tc>
+        <w:tc>
+          <w:tcPr>
+            <w:tcW w:w="5232" w:type="dxa"/>
+          </w:tcPr>
+          <w:p>
+            <w:pPr>
+              <w:numPr>
+                <w:ilvl w:val="0"/>
+                <w:numId w:val="9"/>
+              </w:numPr>
+              <w:tabs>
+                <w:tab w:val="clear" w:pos="1429"/>
+              </w:tabs>
+              <w:ind w:left="435"/>
+            </w:pPr>
+            <w:r>
+              <w:t>Отчёт о выполненных НИР (анализ аналогов, выбор технологий).</w:t>
             </w:r>
           </w:p>
           <w:p>
@@ -16530,10 +16793,7 @@
               <w:ind w:left="435"/>
             </w:pPr>
             <w:r>
-              <w:t>Техническое задание на разработку Системы</w:t>
-            </w:r>
-            <w:r>
-              <w:t>.</w:t>
+              <w:t>Утверждённая концепция Системы.</w:t>
             </w:r>
           </w:p>
         </w:tc>
@@ -16541,20 +16801,20 @@
       <w:tr>
         <w:tc>
           <w:tcPr>
-            <w:tcW w:w="4219" w:type="dxa"/>
+            <w:tcW w:w="4113" w:type="dxa"/>
           </w:tcPr>
           <w:p>
             <w:r>
-              <w:t>Этап 2. Разработка</w:t>
+              <w:t xml:space="preserve">Этап 3. </w:t>
             </w:r>
             <w:r>
-              <w:t xml:space="preserve"> и тестирование</w:t>
+              <w:t>Техническое задание</w:t>
             </w:r>
           </w:p>
         </w:tc>
         <w:tc>
           <w:tcPr>
-            <w:tcW w:w="5352" w:type="dxa"/>
+            <w:tcW w:w="5232" w:type="dxa"/>
           </w:tcPr>
           <w:p>
             <w:pPr>
@@ -16568,10 +16828,52 @@
               <w:ind w:left="435"/>
             </w:pPr>
             <w:r>
-              <w:t>Пояснительная записка (содержащая описание архитектуры, модели БД и т.д.)</w:t>
+              <w:t>Утверждённое Техническое задание на создание Системы</w:t>
+            </w:r>
+          </w:p>
+        </w:tc>
+      </w:tr>
+      <w:tr>
+        <w:tc>
+          <w:tcPr>
+            <w:tcW w:w="4113" w:type="dxa"/>
+          </w:tcPr>
+          <w:p>
+            <w:r>
+              <w:t xml:space="preserve">Этап 4. </w:t>
             </w:r>
             <w:r>
-              <w:t>;</w:t>
+              <w:t>Эскизный проект</w:t>
+            </w:r>
+          </w:p>
+        </w:tc>
+        <w:tc>
+          <w:tcPr>
+            <w:tcW w:w="5232" w:type="dxa"/>
+          </w:tcPr>
+          <w:p>
+            <w:pPr>
+              <w:numPr>
+                <w:ilvl w:val="0"/>
+                <w:numId w:val="9"/>
+              </w:numPr>
+              <w:tabs>
+                <w:tab w:val="clear" w:pos="1429"/>
+              </w:tabs>
+              <w:ind w:left="435"/>
+            </w:pPr>
+            <w:r>
+              <w:t>Пояснительная записка к эскизному проекту</w:t>
+            </w:r>
+            <w:r>
+              <w:rPr>
+                <w:b/>
+                <w:bCs/>
+              </w:rPr>
+              <w:t xml:space="preserve"> </w:t>
+            </w:r>
+            <w:r>
+              <w:t>(предварительные проектные решения).</w:t>
             </w:r>
           </w:p>
           <w:p>
@@ -16586,10 +16888,15 @@
               <w:ind w:left="435"/>
             </w:pPr>
             <w:r>
-              <w:t>Программа и методика испытаний (краткое описание в отчете)</w:t>
+              <w:t>Макеты пользовательского интерфейса (</w:t>
             </w:r>
+            <w:proofErr w:type="spellStart"/>
             <w:r>
-              <w:t>;</w:t>
+              <w:t>Figma</w:t>
+            </w:r>
+            <w:proofErr w:type="spellEnd"/>
+            <w:r>
+              <w:t>).</w:t>
             </w:r>
           </w:p>
           <w:p>
@@ -16604,10 +16911,49 @@
               <w:ind w:left="435"/>
             </w:pPr>
             <w:r>
-              <w:t>Исходный код Системы (в репозитории)</w:t>
+              <w:t>Логическая модель базы данных</w:t>
+            </w:r>
+          </w:p>
+        </w:tc>
+      </w:tr>
+      <w:tr>
+        <w:tc>
+          <w:tcPr>
+            <w:tcW w:w="4113" w:type="dxa"/>
+          </w:tcPr>
+          <w:p>
+            <w:r>
+              <w:lastRenderedPageBreak/>
+              <w:t xml:space="preserve">Этап 5. </w:t>
             </w:r>
             <w:r>
-              <w:t>;</w:t>
+              <w:t>Технический проект</w:t>
+            </w:r>
+          </w:p>
+        </w:tc>
+        <w:tc>
+          <w:tcPr>
+            <w:tcW w:w="5232" w:type="dxa"/>
+          </w:tcPr>
+          <w:p>
+            <w:pPr>
+              <w:numPr>
+                <w:ilvl w:val="0"/>
+                <w:numId w:val="9"/>
+              </w:numPr>
+              <w:tabs>
+                <w:tab w:val="clear" w:pos="1429"/>
+              </w:tabs>
+              <w:ind w:left="435"/>
+            </w:pPr>
+            <w:r>
+              <w:t>Пояснительная записка к техническому проекту</w:t>
+            </w:r>
+            <w:r>
+              <w:t xml:space="preserve"> </w:t>
+            </w:r>
+            <w:r>
+              <w:t>(окончательные проектные решения, архитектура приложения).</w:t>
             </w:r>
           </w:p>
           <w:p>
@@ -16622,45 +16968,15 @@
               <w:ind w:left="435"/>
             </w:pPr>
             <w:r>
-              <w:t>Предварительная версия Руководства пользователя (встроенные подсказки + README)</w:t>
+              <w:t xml:space="preserve">Физическая модель базы данных (схема данных </w:t>
             </w:r>
+            <w:proofErr w:type="spellStart"/>
             <w:r>
-              <w:t>.</w:t>
+              <w:t>SQLite</w:t>
             </w:r>
-          </w:p>
-        </w:tc>
-      </w:tr>
-      <w:tr>
-        <w:tc>
-          <w:tcPr>
-            <w:tcW w:w="4219" w:type="dxa"/>
-          </w:tcPr>
-          <w:p>
+            <w:proofErr w:type="spellEnd"/>
             <w:r>
-              <w:t>Этап 3. Ввод в эксплуатацию</w:t>
-            </w:r>
-          </w:p>
-        </w:tc>
-        <w:tc>
-          <w:tcPr>
-            <w:tcW w:w="5352" w:type="dxa"/>
-          </w:tcPr>
-          <w:p>
-            <w:pPr>
-              <w:numPr>
-                <w:ilvl w:val="0"/>
-                <w:numId w:val="9"/>
-              </w:numPr>
-              <w:tabs>
-                <w:tab w:val="clear" w:pos="1429"/>
-              </w:tabs>
-              <w:ind w:left="435"/>
-            </w:pPr>
-            <w:r>
-              <w:t>Отчет по проекту, включающий все разделы, листинги кода, описание тестирования</w:t>
-            </w:r>
-            <w:r>
-              <w:t>;</w:t>
+              <w:t>).</w:t>
             </w:r>
           </w:p>
           <w:p>
@@ -16675,10 +16991,48 @@
               <w:ind w:left="435"/>
             </w:pPr>
             <w:r>
-              <w:t>Актуализированная проектная документация (отчет)</w:t>
+              <w:t>Программа и методика испытаний</w:t>
             </w:r>
             <w:r>
-              <w:t>;</w:t>
+              <w:t xml:space="preserve"> </w:t>
+            </w:r>
+            <w:r>
+              <w:t>(ПМИ)</w:t>
+            </w:r>
+          </w:p>
+        </w:tc>
+      </w:tr>
+      <w:tr>
+        <w:tc>
+          <w:tcPr>
+            <w:tcW w:w="4113" w:type="dxa"/>
+          </w:tcPr>
+          <w:p>
+            <w:r>
+              <w:t xml:space="preserve">Этап 6. </w:t>
+            </w:r>
+            <w:r>
+              <w:t>Рабочая документация</w:t>
+            </w:r>
+          </w:p>
+        </w:tc>
+        <w:tc>
+          <w:tcPr>
+            <w:tcW w:w="5232" w:type="dxa"/>
+          </w:tcPr>
+          <w:p>
+            <w:pPr>
+              <w:numPr>
+                <w:ilvl w:val="0"/>
+                <w:numId w:val="9"/>
+              </w:numPr>
+              <w:tabs>
+                <w:tab w:val="clear" w:pos="1429"/>
+              </w:tabs>
+              <w:ind w:left="435"/>
+            </w:pPr>
+            <w:r>
+              <w:t>Исходный код Системы (в репозитории).</w:t>
             </w:r>
           </w:p>
           <w:p>
@@ -16693,11 +17047,7 @@
               <w:ind w:left="435"/>
             </w:pPr>
             <w:r>
-              <w:lastRenderedPageBreak/>
-              <w:t>Протокол проведения испытаний (раздел в отчете)</w:t>
-            </w:r>
-            <w:r>
-              <w:t>;</w:t>
+              <w:t>Отчет по проекту, включающий описание всех стадий, листинги кода, описание тестирования и окончательный вариант пояснительной записки.</w:t>
             </w:r>
           </w:p>
           <w:p>
@@ -16712,10 +17062,134 @@
               <w:ind w:left="435"/>
             </w:pPr>
             <w:r>
-              <w:t>Собранное приложение (JAR-файл)</w:t>
+              <w:t>Эксплуатационная документация (Руководство пользователя, включенное в Отчет по проекту и/или файл README.md)</w:t>
+            </w:r>
+          </w:p>
+        </w:tc>
+      </w:tr>
+      <w:tr>
+        <w:tc>
+          <w:tcPr>
+            <w:tcW w:w="4113" w:type="dxa"/>
+          </w:tcPr>
+          <w:p>
+            <w:r>
+              <w:t xml:space="preserve">Этап 7. </w:t>
             </w:r>
             <w:r>
-              <w:t>.</w:t>
+              <w:t>Ввод в действие</w:t>
+            </w:r>
+          </w:p>
+        </w:tc>
+        <w:tc>
+          <w:tcPr>
+            <w:tcW w:w="5232" w:type="dxa"/>
+          </w:tcPr>
+          <w:p>
+            <w:pPr>
+              <w:numPr>
+                <w:ilvl w:val="0"/>
+                <w:numId w:val="9"/>
+              </w:numPr>
+              <w:tabs>
+                <w:tab w:val="clear" w:pos="1429"/>
+              </w:tabs>
+              <w:ind w:left="435"/>
+            </w:pPr>
+            <w:r>
+              <w:t>Протокол предварительных испытаний</w:t>
+            </w:r>
+            <w:r>
+              <w:t xml:space="preserve"> </w:t>
+            </w:r>
+            <w:r>
+              <w:t>(раздел в отчете).</w:t>
+            </w:r>
+          </w:p>
+          <w:p>
+            <w:pPr>
+              <w:numPr>
+                <w:ilvl w:val="0"/>
+                <w:numId w:val="9"/>
+              </w:numPr>
+              <w:tabs>
+                <w:tab w:val="clear" w:pos="1429"/>
+              </w:tabs>
+              <w:ind w:left="435"/>
+            </w:pPr>
+            <w:r>
+              <w:t>Протокол приемочных испытаний</w:t>
+            </w:r>
+            <w:r>
+              <w:t xml:space="preserve"> </w:t>
+            </w:r>
+            <w:r>
+              <w:t>(раздел в отчете).</w:t>
+            </w:r>
+          </w:p>
+          <w:p>
+            <w:pPr>
+              <w:numPr>
+                <w:ilvl w:val="0"/>
+                <w:numId w:val="9"/>
+              </w:numPr>
+              <w:tabs>
+                <w:tab w:val="clear" w:pos="1429"/>
+              </w:tabs>
+              <w:ind w:left="435"/>
+            </w:pPr>
+            <w:r>
+              <w:t>Собранное приложение (JAR-файл или нативный билд).</w:t>
+            </w:r>
+          </w:p>
+          <w:p>
+            <w:pPr>
+              <w:numPr>
+                <w:ilvl w:val="0"/>
+                <w:numId w:val="9"/>
+              </w:numPr>
+              <w:tabs>
+                <w:tab w:val="clear" w:pos="1429"/>
+              </w:tabs>
+              <w:ind w:left="435"/>
+            </w:pPr>
+            <w:r>
+              <w:t>Акт о внедрении/сдаче-приемке работ (отметка руководителя в отчете)</w:t>
+            </w:r>
+          </w:p>
+        </w:tc>
+      </w:tr>
+      <w:tr>
+        <w:tc>
+          <w:tcPr>
+            <w:tcW w:w="4113" w:type="dxa"/>
+          </w:tcPr>
+          <w:p>
+            <w:r>
+              <w:t xml:space="preserve">Этап 8. </w:t>
+            </w:r>
+            <w:r>
+              <w:t>Сопровождение АС</w:t>
+            </w:r>
+          </w:p>
+        </w:tc>
+        <w:tc>
+          <w:tcPr>
+            <w:tcW w:w="5232" w:type="dxa"/>
+          </w:tcPr>
+          <w:p>
+            <w:pPr>
+              <w:numPr>
+                <w:ilvl w:val="0"/>
+                <w:numId w:val="9"/>
+              </w:numPr>
+              <w:tabs>
+                <w:tab w:val="clear" w:pos="1429"/>
+              </w:tabs>
+              <w:ind w:left="435"/>
+            </w:pPr>
+            <w:r>
+              <w:t>Документация об устранении замечаний (при наличии)</w:t>
             </w:r>
           </w:p>
         </w:tc>
@@ -16726,7 +17200,7 @@
       <w:pPr>
         <w:pStyle w:val="23"/>
       </w:pPr>
-      <w:bookmarkStart w:id="1437" w:name="_Toc224492071"/>
+      <w:bookmarkStart w:id="1437" w:name="_Toc224641434"/>
       <w:r>
         <w:t>Порядок проведения экспертизы технической документации</w:t>
       </w:r>
@@ -16754,7 +17228,7 @@
       <w:pPr>
         <w:pStyle w:val="23"/>
       </w:pPr>
-      <w:bookmarkStart w:id="1438" w:name="_Toc224492072"/>
+      <w:bookmarkStart w:id="1438" w:name="_Toc224641435"/>
       <w:r>
         <w:t>Перечень макетов (при необходимости), порядок их разработки, изготовления, испытаний, необходимость разработки на них документации, программы и методик испытаний</w:t>
       </w:r>
@@ -16806,7 +17280,7 @@
       <w:pPr>
         <w:pStyle w:val="23"/>
       </w:pPr>
-      <w:bookmarkStart w:id="1439" w:name="_Toc224492073"/>
+      <w:bookmarkStart w:id="1439" w:name="_Toc224641436"/>
       <w:r>
         <w:t>Порядок разработки, согласования и утверждения плана совместных работ по разработке АС</w:t>
       </w:r>
@@ -16842,7 +17316,7 @@
       <w:pPr>
         <w:pStyle w:val="23"/>
       </w:pPr>
-      <w:bookmarkStart w:id="1440" w:name="_Toc224492074"/>
+      <w:bookmarkStart w:id="1440" w:name="_Toc224641437"/>
       <w:r>
         <w:t>Порядок разработки, согласования и утверждения программы работ по стандартизации</w:t>
       </w:r>
@@ -16868,7 +17342,7 @@
       <w:pPr>
         <w:pStyle w:val="23"/>
       </w:pPr>
-      <w:bookmarkStart w:id="1441" w:name="_Toc224492075"/>
+      <w:bookmarkStart w:id="1441" w:name="_Toc224641438"/>
       <w:r>
         <w:t>Требования к гарантийным обязательствам разработчика</w:t>
       </w:r>
@@ -16894,9 +17368,8 @@
       <w:pPr>
         <w:pStyle w:val="23"/>
       </w:pPr>
-      <w:bookmarkStart w:id="1442" w:name="_Toc224492076"/>
-      <w:r>
-        <w:lastRenderedPageBreak/>
+      <w:bookmarkStart w:id="1442" w:name="_Toc224641439"/>
+      <w:r>
         <w:t>Порядок проведения технико-экономической оценки разработки АС</w:t>
       </w:r>
       <w:bookmarkEnd w:id="1442"/>
@@ -16924,7 +17397,7 @@
       <w:pPr>
         <w:pStyle w:val="23"/>
       </w:pPr>
-      <w:bookmarkStart w:id="1443" w:name="_Toc224492077"/>
+      <w:bookmarkStart w:id="1443" w:name="_Toc224641440"/>
       <w:r>
         <w:t>Порядок разработки, согласования и утверждения программы метрологического обеспечения, программы обеспечения надежности, программы эргономического обеспечения</w:t>
       </w:r>
@@ -16952,7 +17425,7 @@
       <w:bookmarkStart w:id="1446" w:name="_Toc205639236"/>
       <w:bookmarkStart w:id="1447" w:name="_Toc205815595"/>
       <w:bookmarkStart w:id="1448" w:name="_Toc205815597"/>
-      <w:bookmarkStart w:id="1449" w:name="_Toc224492078"/>
+      <w:bookmarkStart w:id="1449" w:name="_Toc224641441"/>
       <w:bookmarkEnd w:id="1444"/>
       <w:bookmarkEnd w:id="1445"/>
       <w:bookmarkEnd w:id="1446"/>
@@ -16971,7 +17444,7 @@
           <w:i/>
         </w:rPr>
       </w:pPr>
-      <w:bookmarkStart w:id="1450" w:name="_Toc224492079"/>
+      <w:bookmarkStart w:id="1450" w:name="_Toc224641442"/>
       <w:r>
         <w:t>Виды, состав, объем и методы испытаний системы</w:t>
       </w:r>
@@ -17219,7 +17692,7 @@
           <w:i/>
         </w:rPr>
       </w:pPr>
-      <w:bookmarkStart w:id="1451" w:name="_Toc224492080"/>
+      <w:bookmarkStart w:id="1451" w:name="_Toc224641443"/>
       <w:r>
         <w:t>Перечень участвующих предприятий и организаций, место и сроки проведения</w:t>
       </w:r>
@@ -17242,7 +17715,7 @@
       <w:pPr>
         <w:pStyle w:val="11"/>
       </w:pPr>
-      <w:bookmarkStart w:id="1452" w:name="_Toc224492081"/>
+      <w:bookmarkStart w:id="1452" w:name="_Toc224641444"/>
       <w:r>
         <w:lastRenderedPageBreak/>
         <w:t xml:space="preserve">Требования к составу и содержанию работ по подготовке объекта автоматизации к вводу </w:t>
@@ -17262,7 +17735,7 @@
           <w:i/>
         </w:rPr>
       </w:pPr>
-      <w:bookmarkStart w:id="1453" w:name="_Toc224492082"/>
+      <w:bookmarkStart w:id="1453" w:name="_Toc224641445"/>
       <w:r>
         <w:t>Приведение поступающей информации к виду, пригодному для обработки с помощью ЭВМ</w:t>
       </w:r>
@@ -17304,7 +17777,7 @@
           <w:i/>
         </w:rPr>
       </w:pPr>
-      <w:bookmarkStart w:id="1454" w:name="_Toc224492083"/>
+      <w:bookmarkStart w:id="1454" w:name="_Toc224641446"/>
       <w:r>
         <w:t>Изменения, которые необходимо осуществить в объекте автоматизации</w:t>
       </w:r>
@@ -17368,7 +17841,7 @@
       <w:pPr>
         <w:pStyle w:val="23"/>
       </w:pPr>
-      <w:bookmarkStart w:id="1455" w:name="_Toc224492084"/>
+      <w:bookmarkStart w:id="1455" w:name="_Toc224641447"/>
       <w:r>
         <w:t>Создание условий функционирования объекта автоматизации, при которых гарантируется соответствие создаваемой системы требованиям ТЗ</w:t>
       </w:r>
@@ -17454,7 +17927,7 @@
       <w:pPr>
         <w:pStyle w:val="23"/>
       </w:pPr>
-      <w:bookmarkStart w:id="1456" w:name="_Toc224492085"/>
+      <w:bookmarkStart w:id="1456" w:name="_Toc224641448"/>
       <w:r>
         <w:lastRenderedPageBreak/>
         <w:t>Сроки и порядок комплектования штатов и обучения персонала</w:t>
@@ -17548,7 +18021,7 @@
         </w:rPr>
       </w:pPr>
       <w:bookmarkStart w:id="1457" w:name="_Toc175719226"/>
-      <w:bookmarkStart w:id="1458" w:name="_Toc224492086"/>
+      <w:bookmarkStart w:id="1458" w:name="_Toc224641449"/>
       <w:r>
         <w:t>Другие мероприятия, исходящие из специфических особенностей создаваем</w:t>
       </w:r>
@@ -17582,7 +18055,7 @@
       <w:pPr>
         <w:pStyle w:val="11"/>
       </w:pPr>
-      <w:bookmarkStart w:id="1459" w:name="_Toc224492087"/>
+      <w:bookmarkStart w:id="1459" w:name="_Toc224641450"/>
       <w:r>
         <w:lastRenderedPageBreak/>
         <w:t>Требования к документированию</w:t>
@@ -17596,7 +18069,7 @@
           <w:i/>
         </w:rPr>
       </w:pPr>
-      <w:bookmarkStart w:id="1460" w:name="_Toc224492088"/>
+      <w:bookmarkStart w:id="1460" w:name="_Toc224641451"/>
       <w:r>
         <w:t>Состав отчетной технической документации</w:t>
       </w:r>
@@ -17805,7 +18278,7 @@
           <w:i/>
         </w:rPr>
       </w:pPr>
-      <w:bookmarkStart w:id="1461" w:name="_Toc224492089"/>
+      <w:bookmarkStart w:id="1461" w:name="_Toc224641452"/>
       <w:r>
         <w:t>Требования к документированию</w:t>
       </w:r>
@@ -17882,7 +18355,7 @@
       <w:pPr>
         <w:pStyle w:val="11"/>
       </w:pPr>
-      <w:bookmarkStart w:id="1462" w:name="_Toc224492090"/>
+      <w:bookmarkStart w:id="1462" w:name="_Toc224641453"/>
       <w:r>
         <w:lastRenderedPageBreak/>
         <w:t>Источники разработки</w:t>
@@ -29595,7 +30068,6 @@
   <w:style w:type="character" w:default="1" w:styleId="a4">
     <w:name w:val="Default Paragraph Font"/>
     <w:uiPriority w:val="1"/>
-    <w:semiHidden/>
     <w:unhideWhenUsed/>
   </w:style>
   <w:style w:type="table" w:default="1" w:styleId="a5">
@@ -32134,52 +32606,15 @@
 
 <file path=customXml/item2.xml><?xml version="1.0" encoding="utf-8"?>
 <?mso-contentType ?>
-<spe:Receivers xmlns:spe="http://schemas.microsoft.com/sharepoint/events">
-  <Receiver>
-    <Name>Document ID Generator</Name>
-    <Synchronization>Synchronous</Synchronization>
-    <Type>10001</Type>
-    <SequenceNumber>1000</SequenceNumber>
-    <Assembly>Microsoft.Office.DocumentManagement, Version=14.0.0.0, Culture=neutral, PublicKeyToken=71e9bce111e9429c</Assembly>
-    <Class>Microsoft.Office.DocumentManagement.Internal.DocIdHandler</Class>
-    <Data/>
-    <Filter/>
-  </Receiver>
-  <Receiver>
-    <Name>Document ID Generator</Name>
-    <Synchronization>Synchronous</Synchronization>
-    <Type>10002</Type>
-    <SequenceNumber>1001</SequenceNumber>
-    <Assembly>Microsoft.Office.DocumentManagement, Version=14.0.0.0, Culture=neutral, PublicKeyToken=71e9bce111e9429c</Assembly>
-    <Class>Microsoft.Office.DocumentManagement.Internal.DocIdHandler</Class>
-    <Data/>
-    <Filter/>
-  </Receiver>
-  <Receiver>
-    <Name>Document ID Generator</Name>
-    <Synchronization>Synchronous</Synchronization>
-    <Type>10004</Type>
-    <SequenceNumber>1002</SequenceNumber>
-    <Assembly>Microsoft.Office.DocumentManagement, Version=14.0.0.0, Culture=neutral, PublicKeyToken=71e9bce111e9429c</Assembly>
-    <Class>Microsoft.Office.DocumentManagement.Internal.DocIdHandler</Class>
-    <Data/>
-    <Filter/>
-  </Receiver>
-  <Receiver>
-    <Name>Document ID Generator</Name>
-    <Synchronization>Synchronous</Synchronization>
-    <Type>10006</Type>
-    <SequenceNumber>1003</SequenceNumber>
-    <Assembly>Microsoft.Office.DocumentManagement, Version=14.0.0.0, Culture=neutral, PublicKeyToken=71e9bce111e9429c</Assembly>
-    <Class>Microsoft.Office.DocumentManagement.Internal.DocIdHandler</Class>
-    <Data/>
-    <Filter/>
-  </Receiver>
-</spe:Receivers>
+<FormTemplates xmlns="http://schemas.microsoft.com/sharepoint/v3/contenttype/forms">
+  <Display>DocumentLibraryForm</Display>
+  <Edit>DocumentLibraryForm</Edit>
+  <New>DocumentLibraryForm</New>
+</FormTemplates>
 </file>
 
 <file path=customXml/item3.xml><?xml version="1.0" encoding="utf-8"?>
-<LongProperties xmlns="http://schemas.microsoft.com/office/2006/metadata/longProperties"/>
+<b:Sources xmlns:b="http://schemas.openxmlformats.org/officeDocument/2006/bibliography" xmlns="http://schemas.openxmlformats.org/officeDocument/2006/bibliography" SelectedStyle="\APASixthEditionOfficeOnline.xsl" StyleName="APA" Version="6"/>
 </file>
 
 <file path=customXml/item4.xml><?xml version="1.0" encoding="utf-8"?>
@@ -32328,16 +32763,53 @@
 </file>
 
 <file path=customXml/item5.xml><?xml version="1.0" encoding="utf-8"?>
-<b:Sources xmlns:b="http://schemas.openxmlformats.org/officeDocument/2006/bibliography" xmlns="http://schemas.openxmlformats.org/officeDocument/2006/bibliography" SelectedStyle="\APASixthEditionOfficeOnline.xsl" StyleName="APA" Version="6"/>
+<LongProperties xmlns="http://schemas.microsoft.com/office/2006/metadata/longProperties"/>
 </file>
 
 <file path=customXml/item6.xml><?xml version="1.0" encoding="utf-8"?>
 <?mso-contentType ?>
-<FormTemplates xmlns="http://schemas.microsoft.com/sharepoint/v3/contenttype/forms">
-  <Display>DocumentLibraryForm</Display>
-  <Edit>DocumentLibraryForm</Edit>
-  <New>DocumentLibraryForm</New>
-</FormTemplates>
+<spe:Receivers xmlns:spe="http://schemas.microsoft.com/sharepoint/events">
+  <Receiver>
+    <Name>Document ID Generator</Name>
+    <Synchronization>Synchronous</Synchronization>
+    <Type>10001</Type>
+    <SequenceNumber>1000</SequenceNumber>
+    <Assembly>Microsoft.Office.DocumentManagement, Version=14.0.0.0, Culture=neutral, PublicKeyToken=71e9bce111e9429c</Assembly>
+    <Class>Microsoft.Office.DocumentManagement.Internal.DocIdHandler</Class>
+    <Data/>
+    <Filter/>
+  </Receiver>
+  <Receiver>
+    <Name>Document ID Generator</Name>
+    <Synchronization>Synchronous</Synchronization>
+    <Type>10002</Type>
+    <SequenceNumber>1001</SequenceNumber>
+    <Assembly>Microsoft.Office.DocumentManagement, Version=14.0.0.0, Culture=neutral, PublicKeyToken=71e9bce111e9429c</Assembly>
+    <Class>Microsoft.Office.DocumentManagement.Internal.DocIdHandler</Class>
+    <Data/>
+    <Filter/>
+  </Receiver>
+  <Receiver>
+    <Name>Document ID Generator</Name>
+    <Synchronization>Synchronous</Synchronization>
+    <Type>10004</Type>
+    <SequenceNumber>1002</SequenceNumber>
+    <Assembly>Microsoft.Office.DocumentManagement, Version=14.0.0.0, Culture=neutral, PublicKeyToken=71e9bce111e9429c</Assembly>
+    <Class>Microsoft.Office.DocumentManagement.Internal.DocIdHandler</Class>
+    <Data/>
+    <Filter/>
+  </Receiver>
+  <Receiver>
+    <Name>Document ID Generator</Name>
+    <Synchronization>Synchronous</Synchronization>
+    <Type>10006</Type>
+    <SequenceNumber>1003</SequenceNumber>
+    <Assembly>Microsoft.Office.DocumentManagement, Version=14.0.0.0, Culture=neutral, PublicKeyToken=71e9bce111e9429c</Assembly>
+    <Class>Microsoft.Office.DocumentManagement.Internal.DocIdHandler</Class>
+    <Data/>
+    <Filter/>
+  </Receiver>
+</spe:Receivers>
 </file>
 
 <file path=customXml/itemProps1.xml><?xml version="1.0" encoding="utf-8"?>
@@ -32349,17 +32821,17 @@
 </file>
 
 <file path=customXml/itemProps2.xml><?xml version="1.0" encoding="utf-8"?>
-<ds:datastoreItem xmlns:ds="http://schemas.openxmlformats.org/officeDocument/2006/customXml" ds:itemID="{13B25316-A945-4CF0-91D5-5F40FABC985D}">
+<ds:datastoreItem xmlns:ds="http://schemas.openxmlformats.org/officeDocument/2006/customXml" ds:itemID="{AD5B85CE-5B0D-4F7C-860C-CB0B5C517F6F}">
   <ds:schemaRefs>
-    <ds:schemaRef ds:uri="http://schemas.microsoft.com/sharepoint/events"/>
+    <ds:schemaRef ds:uri="http://schemas.microsoft.com/sharepoint/v3/contenttype/forms"/>
   </ds:schemaRefs>
 </ds:datastoreItem>
 </file>
 
 <file path=customXml/itemProps3.xml><?xml version="1.0" encoding="utf-8"?>
-<ds:datastoreItem xmlns:ds="http://schemas.openxmlformats.org/officeDocument/2006/customXml" ds:itemID="{8B181C57-3FEE-4A07-ACCA-F29439C2D2BE}">
+<ds:datastoreItem xmlns:ds="http://schemas.openxmlformats.org/officeDocument/2006/customXml" ds:itemID="{AF824D4C-C599-4967-9EC3-1A479332D663}">
   <ds:schemaRefs>
-    <ds:schemaRef ds:uri="http://schemas.microsoft.com/office/2006/metadata/longProperties"/>
+    <ds:schemaRef ds:uri="http://schemas.openxmlformats.org/officeDocument/2006/bibliography"/>
   </ds:schemaRefs>
 </ds:datastoreItem>
 </file>
@@ -32383,17 +32855,17 @@
 </file>
 
 <file path=customXml/itemProps5.xml><?xml version="1.0" encoding="utf-8"?>
-<ds:datastoreItem xmlns:ds="http://schemas.openxmlformats.org/officeDocument/2006/customXml" ds:itemID="{AF824D4C-C599-4967-9EC3-1A479332D663}">
+<ds:datastoreItem xmlns:ds="http://schemas.openxmlformats.org/officeDocument/2006/customXml" ds:itemID="{8B181C57-3FEE-4A07-ACCA-F29439C2D2BE}">
   <ds:schemaRefs>
-    <ds:schemaRef ds:uri="http://schemas.openxmlformats.org/officeDocument/2006/bibliography"/>
+    <ds:schemaRef ds:uri="http://schemas.microsoft.com/office/2006/metadata/longProperties"/>
   </ds:schemaRefs>
 </ds:datastoreItem>
 </file>
 
 <file path=customXml/itemProps6.xml><?xml version="1.0" encoding="utf-8"?>
-<ds:datastoreItem xmlns:ds="http://schemas.openxmlformats.org/officeDocument/2006/customXml" ds:itemID="{AD5B85CE-5B0D-4F7C-860C-CB0B5C517F6F}">
+<ds:datastoreItem xmlns:ds="http://schemas.openxmlformats.org/officeDocument/2006/customXml" ds:itemID="{13B25316-A945-4CF0-91D5-5F40FABC985D}">
   <ds:schemaRefs>
-    <ds:schemaRef ds:uri="http://schemas.microsoft.com/sharepoint/v3/contenttype/forms"/>
+    <ds:schemaRef ds:uri="http://schemas.microsoft.com/sharepoint/events"/>
   </ds:schemaRefs>
 </ds:datastoreItem>
 </file>